--- a/ИКСС/LB_1/ИКСС_Смирнов_Б.В._Лабораторная_работа_1.docx
+++ b/ИКСС/LB_1/ИКСС_Смирнов_Б.В._Лабораторная_работа_1.docx
@@ -4,10 +4,7 @@
   <w:body>
     <w:p>
       <w:pPr>
-        <w:pStyle w:val="a3"/>
-        <w:rPr>
-          <w:lang w:val="en-US"/>
-        </w:rPr>
+        <w:pStyle w:val="a"/>
       </w:pPr>
       <w:r>
         <w:t>1 Лабораторная работа №1</w:t>
@@ -15,20 +12,17 @@
     </w:p>
     <w:p>
       <w:pPr>
-        <w:pStyle w:val="a3"/>
-        <w:rPr>
-          <w:lang w:val="en-US"/>
-        </w:rPr>
-      </w:pPr>
-    </w:p>
-    <w:p>
-      <w:pPr>
-        <w:pStyle w:val="a3"/>
-      </w:pPr>
-    </w:p>
-    <w:p>
-      <w:pPr>
-        <w:pStyle w:val="a3"/>
+        <w:pStyle w:val="a"/>
+      </w:pPr>
+    </w:p>
+    <w:p>
+      <w:pPr>
+        <w:pStyle w:val="a"/>
+      </w:pPr>
+    </w:p>
+    <w:p>
+      <w:pPr>
+        <w:pStyle w:val="a"/>
       </w:pPr>
       <w:r>
         <w:t>Цель работы</w:t>
@@ -36,12 +30,12 @@
     </w:p>
     <w:p>
       <w:pPr>
-        <w:pStyle w:val="a5"/>
-      </w:pPr>
-    </w:p>
-    <w:p>
-      <w:pPr>
-        <w:pStyle w:val="a5"/>
+        <w:pStyle w:val="a1"/>
+      </w:pPr>
+    </w:p>
+    <w:p>
+      <w:pPr>
+        <w:pStyle w:val="a1"/>
       </w:pPr>
       <w:r>
         <w:t>Углубление и закрепление теоретических знаний в области обеспечения надежности функционирования промышленных и офисных компьютерных сетей и исследование механизмов обеспечения непрерывности передачи пакетов компьютерных сетях на основе протоколов резервирования телекоммуникационного оборудования и линий передачи данных. Формирование практических навыков моделирования отказоустойчивых компьютерных сетей и конфигурирования коммуникационного оборудования при обеспечении надежности функционирования локальных сетей и исключения зацикливания пакетов.</w:t>
@@ -49,12 +43,12 @@
     </w:p>
     <w:p>
       <w:pPr>
-        <w:pStyle w:val="a5"/>
-      </w:pPr>
-    </w:p>
-    <w:p>
-      <w:pPr>
-        <w:pStyle w:val="a3"/>
+        <w:pStyle w:val="a1"/>
+      </w:pPr>
+    </w:p>
+    <w:p>
+      <w:pPr>
+        <w:pStyle w:val="a"/>
       </w:pPr>
       <w:r>
         <w:t>Порядок выполнения</w:t>
@@ -62,12 +56,12 @@
     </w:p>
     <w:p>
       <w:pPr>
-        <w:pStyle w:val="a3"/>
-      </w:pPr>
-    </w:p>
-    <w:p>
-      <w:pPr>
-        <w:pStyle w:val="a5"/>
+        <w:pStyle w:val="a"/>
+      </w:pPr>
+    </w:p>
+    <w:p>
+      <w:pPr>
+        <w:pStyle w:val="a1"/>
         <w:rPr>
           <w:b/>
           <w:bCs w:val="0"/>
@@ -83,7 +77,7 @@
     </w:p>
     <w:p>
       <w:pPr>
-        <w:pStyle w:val="a5"/>
+        <w:pStyle w:val="a1"/>
         <w:rPr>
           <w:b/>
           <w:bCs w:val="0"/>
@@ -92,7 +86,7 @@
     </w:p>
     <w:p>
       <w:pPr>
-        <w:pStyle w:val="a5"/>
+        <w:pStyle w:val="a1"/>
         <w:rPr>
           <w:b/>
           <w:bCs w:val="0"/>
@@ -108,7 +102,7 @@
     </w:p>
     <w:p>
       <w:pPr>
-        <w:pStyle w:val="a5"/>
+        <w:pStyle w:val="a1"/>
         <w:rPr>
           <w:b/>
           <w:bCs w:val="0"/>
@@ -117,7 +111,7 @@
     </w:p>
     <w:p>
       <w:pPr>
-        <w:pStyle w:val="a5"/>
+        <w:pStyle w:val="a1"/>
         <w:rPr>
           <w:b/>
           <w:bCs w:val="0"/>
@@ -133,7 +127,7 @@
     </w:p>
     <w:p>
       <w:pPr>
-        <w:pStyle w:val="a5"/>
+        <w:pStyle w:val="a1"/>
       </w:pPr>
       <w:r>
         <w:t xml:space="preserve">4.3.1. Составить в среде Packet Tracer локальную компьютерную сеть, топология которой изображена на рисунке 3.1. </w:t>
@@ -141,7 +135,7 @@
     </w:p>
     <w:p>
       <w:pPr>
-        <w:pStyle w:val="a5"/>
+        <w:pStyle w:val="a1"/>
       </w:pPr>
       <w:r>
         <w:t xml:space="preserve">4.3.2. Произвести конфигурацию оборудования и проверить пингованием функционирование сети. Обратите внимание, что интерфейс Gig0/2 коммутатора Sw2 отключен протоколом STP (светится красным цветом). </w:t>
@@ -149,7 +143,7 @@
     </w:p>
     <w:p>
       <w:pPr>
-        <w:pStyle w:val="a5"/>
+        <w:pStyle w:val="a1"/>
       </w:pPr>
       <w:r>
         <w:t xml:space="preserve">4.3.3. Используя команду show spanning-tree vlan 1, просмотреть состояние связующего дерева каждого коммутатора и определить корневой </w:t>
@@ -161,7 +155,7 @@
     </w:p>
     <w:p>
       <w:pPr>
-        <w:pStyle w:val="a5"/>
+        <w:pStyle w:val="a1"/>
       </w:pPr>
       <w:r>
         <w:t>4.3.4. Заполнить, на основании результатов анализа состояния связующего дерева коммутаторов, состояния портов всех коммутаторов сети. При этом следует учитывать только сведения о магистральных портах Gigabit, так как порты доступа Fast Ethernet не являются частью связующего дерева, которое построено на основе межкоммутаторных магистралей. Форма таблицы представлена ниже.</w:t>
@@ -169,7 +163,7 @@
     </w:p>
     <w:p>
       <w:pPr>
-        <w:pStyle w:val="a5"/>
+        <w:pStyle w:val="a1"/>
         <w:rPr>
           <w:b/>
           <w:bCs w:val="0"/>
@@ -178,7 +172,7 @@
     </w:p>
     <w:p>
       <w:pPr>
-        <w:pStyle w:val="a5"/>
+        <w:pStyle w:val="a1"/>
         <w:rPr>
           <w:b/>
           <w:bCs w:val="0"/>
@@ -194,7 +188,7 @@
     </w:p>
     <w:p>
       <w:pPr>
-        <w:pStyle w:val="a5"/>
+        <w:pStyle w:val="a1"/>
       </w:pPr>
       <w:r>
         <w:t xml:space="preserve">4.4.1. Удалить соединение между коммутаторами Sw0 и Sw1 (рисунок 4.2). Включить секундомер и начать процесс измерения времени схождения (конвергенции) сети. </w:t>
@@ -202,7 +196,7 @@
     </w:p>
     <w:p>
       <w:pPr>
-        <w:pStyle w:val="a5"/>
+        <w:pStyle w:val="a1"/>
       </w:pPr>
       <w:r>
         <w:t xml:space="preserve">4.4.2. Открыть окно командной строки (CLI) на коммутаторе Sw2 и выполнить команду show spanning-tree vlan 1. Оставить окно командной строки открытым. </w:t>
@@ -210,7 +204,7 @@
     </w:p>
     <w:p>
       <w:pPr>
-        <w:pStyle w:val="a5"/>
+        <w:pStyle w:val="a1"/>
       </w:pPr>
       <w:r>
         <w:t>4.4.3. С помощью клавиши со стрелкой вверх вызвать команду show spanning-tree vlan 1 и часто повторять её, пока красный индикатор соединения на кабеле не станет зелёным. Наблюдать за изменениями статуса порта G0/2. (Сначала он был BLK, затем должен переключиться в состояние LSN (прослушивание), затем в LRN (обучение) и, наконец, FWD (переадресация)).</w:t>
@@ -218,7 +212,7 @@
     </w:p>
     <w:p>
       <w:pPr>
-        <w:pStyle w:val="a5"/>
+        <w:pStyle w:val="a1"/>
         <w:rPr>
           <w:b/>
           <w:bCs w:val="0"/>
@@ -227,7 +221,7 @@
     </w:p>
     <w:p>
       <w:pPr>
-        <w:pStyle w:val="a5"/>
+        <w:pStyle w:val="a1"/>
         <w:rPr>
           <w:b/>
           <w:bCs w:val="0"/>
@@ -243,7 +237,7 @@
     </w:p>
     <w:p>
       <w:pPr>
-        <w:pStyle w:val="a5"/>
+        <w:pStyle w:val="a1"/>
       </w:pPr>
       <w:r>
         <w:t xml:space="preserve">4.5.1. Сконфигурировать коммутатор Sw1 в качестве корневого. Для этого следует сначала перейти в режим конфигурации коммутатора Sw1. </w:t>
@@ -251,7 +245,7 @@
     </w:p>
     <w:p>
       <w:pPr>
-        <w:pStyle w:val="a5"/>
+        <w:pStyle w:val="a1"/>
       </w:pPr>
       <w:r>
         <w:t xml:space="preserve">4.5.2. Ввести команду spanning-tree vlan N, где N – это номер виртуальной локальной сети (VLAN), для которой будет настраиваться процедура STP. </w:t>
@@ -259,7 +253,7 @@
     </w:p>
     <w:p>
       <w:pPr>
-        <w:pStyle w:val="a5"/>
+        <w:pStyle w:val="a1"/>
       </w:pPr>
       <w:r>
         <w:t>4.5.3. Задать значение приоритета коммутатора в сети более низким, чем в текущем корневом коммутаторе Sw0. При этом следует иметь в виду, что значение приоритета, устанавливаемое по умолчанию, равно 32768, должно быть кратным 4096 (по значению младшего бита в Bridge Priority), то есть 0, 4096, 8192, 12288, 16384, 20480, 24576, 28672, 32768, 36864, 40960, 45056, 49152, 53248, 57344, 61440 (см. рисунок 2.9).</w:t>
@@ -267,7 +261,7 @@
     </w:p>
     <w:p>
       <w:pPr>
-        <w:pStyle w:val="a5"/>
+        <w:pStyle w:val="a1"/>
       </w:pPr>
       <w:r>
         <w:lastRenderedPageBreak/>
@@ -276,7 +270,7 @@
     </w:p>
     <w:p>
       <w:pPr>
-        <w:pStyle w:val="a5"/>
+        <w:pStyle w:val="a1"/>
       </w:pPr>
       <w:r>
         <w:t xml:space="preserve">4.5.6. Зайти в сводку коммутатора Sw0 и убедиться, что Sw0 стал корневым. Пояснить, почему BID ID Priority стал равным 24577, хотя при конфигурации задавалось значение 24576. </w:t>
@@ -284,7 +278,7 @@
     </w:p>
     <w:p>
       <w:pPr>
-        <w:pStyle w:val="a5"/>
+        <w:pStyle w:val="a1"/>
         <w:rPr>
           <w:b/>
           <w:bCs w:val="0"/>
@@ -293,7 +287,7 @@
     </w:p>
     <w:p>
       <w:pPr>
-        <w:pStyle w:val="a5"/>
+        <w:pStyle w:val="a1"/>
         <w:rPr>
           <w:b/>
           <w:bCs w:val="0"/>
@@ -309,7 +303,7 @@
     </w:p>
     <w:p>
       <w:pPr>
-        <w:pStyle w:val="a5"/>
+        <w:pStyle w:val="a1"/>
       </w:pPr>
       <w:r>
         <w:t xml:space="preserve">4.6.1. Построить в окне эмулятора Packet Tracer схему компьютерной сети, изображенной на рисунке 3.2, сконфигурировать персональные компьютеры и проверить пингованием функционирование сети. </w:t>
@@ -317,7 +311,7 @@
     </w:p>
     <w:p>
       <w:pPr>
-        <w:pStyle w:val="a5"/>
+        <w:pStyle w:val="a1"/>
       </w:pPr>
       <w:r>
         <w:t>4.6.2. Настроить протокол RSTP на коммутаторе Sw0. Для этого в режиме глобальной конфигурации следует выполнить команду spanning-tree mode rapidpvst и сохранить конфигурацию.</w:t>
@@ -325,7 +319,7 @@
     </w:p>
     <w:p>
       <w:pPr>
-        <w:pStyle w:val="a5"/>
+        <w:pStyle w:val="a1"/>
       </w:pPr>
       <w:r>
         <w:t>4.6.4. Используя команду show spanning-tree vlan 1, просмотреть и проанализировать параметры конфигурации коммутаторов и определить корневой коммутатор. Ниже приведен пример просмотра параметров коммутатора Sw0. Из рисунка 4.3 следует, что корневым является коммутатор с МАС адресом Vlan1 0000.0CEB.721C, т.е. это коммутатор Sw1. Параметры корневого коммутатора можно просмотреть с помощью команды show spanning-tree vlan 1.</w:t>
@@ -333,7 +327,7 @@
     </w:p>
     <w:p>
       <w:pPr>
-        <w:pStyle w:val="a5"/>
+        <w:pStyle w:val="a1"/>
       </w:pPr>
       <w:r>
         <w:t>4.6.5. Разорвать одну из линий связи (рисунок 4.4) и измерить время конвергенции сети. Проверить пингованием функционирования сети при обрыве линии связи.</w:t>
@@ -341,7 +335,7 @@
     </w:p>
     <w:p>
       <w:pPr>
-        <w:pStyle w:val="a5"/>
+        <w:pStyle w:val="a1"/>
       </w:pPr>
       <w:r>
         <w:t xml:space="preserve">4.6.6. Исследовать процесс функционирования протокола RSTP в сети (рисунок 3.2) при ручном указании корневого коммутатора. 4.6.7. Просмотреть подробную информацию о параметрах коммутаторов сети при активированном протоколе RSTP с помощью команды show spanningtree detail. </w:t>
@@ -349,7 +343,7 @@
     </w:p>
     <w:p>
       <w:pPr>
-        <w:pStyle w:val="a5"/>
+        <w:pStyle w:val="a1"/>
         <w:rPr>
           <w:b/>
           <w:bCs w:val="0"/>
@@ -358,7 +352,7 @@
     </w:p>
     <w:p>
       <w:pPr>
-        <w:pStyle w:val="a5"/>
+        <w:pStyle w:val="a1"/>
         <w:rPr>
           <w:b/>
           <w:bCs w:val="0"/>
@@ -374,7 +368,7 @@
     </w:p>
     <w:p>
       <w:pPr>
-        <w:pStyle w:val="a5"/>
+        <w:pStyle w:val="a1"/>
         <w:rPr>
           <w:b/>
           <w:bCs w:val="0"/>
@@ -383,7 +377,7 @@
     </w:p>
     <w:p>
       <w:pPr>
-        <w:pStyle w:val="a5"/>
+        <w:pStyle w:val="a1"/>
         <w:rPr>
           <w:b/>
           <w:bCs w:val="0"/>
@@ -399,7 +393,7 @@
     </w:p>
     <w:p>
       <w:pPr>
-        <w:pStyle w:val="a3"/>
+        <w:pStyle w:val="a"/>
       </w:pPr>
       <w:r>
         <w:lastRenderedPageBreak/>
@@ -408,15 +402,12 @@
     </w:p>
     <w:p>
       <w:pPr>
-        <w:pStyle w:val="a5"/>
-        <w:rPr>
-          <w:lang w:val="en-US"/>
-        </w:rPr>
-      </w:pPr>
-    </w:p>
-    <w:p>
-      <w:pPr>
-        <w:pStyle w:val="a5"/>
+        <w:pStyle w:val="a1"/>
+      </w:pPr>
+    </w:p>
+    <w:p>
+      <w:pPr>
+        <w:pStyle w:val="a1"/>
       </w:pPr>
       <w:r>
         <w:t xml:space="preserve">4.1 </w:t>
@@ -427,21 +418,18 @@
     </w:p>
     <w:p>
       <w:pPr>
-        <w:pStyle w:val="a5"/>
-      </w:pPr>
-    </w:p>
-    <w:p>
-      <w:pPr>
-        <w:pStyle w:val="a5"/>
+        <w:pStyle w:val="a1"/>
+      </w:pPr>
+    </w:p>
+    <w:p>
+      <w:pPr>
+        <w:pStyle w:val="a1"/>
       </w:pPr>
       <w:r>
         <w:t xml:space="preserve">4.2 </w:t>
       </w:r>
       <w:r>
-        <w:t>Построить в окне эмулятора Packet Tracer схему сегмента компьютерной сети, изображенной на рисунке 3.1</w:t>
-      </w:r>
-      <w:r>
-        <w:t>.</w:t>
+        <w:t>Построить в окне эмулятора Packet Tracer схему сегмента компьютерной сети, изображенной на рисунке 3.1.</w:t>
       </w:r>
       <w:r>
         <w:rPr>
@@ -456,15 +444,24 @@
     </w:p>
     <w:p>
       <w:pPr>
-        <w:pStyle w:val="a5"/>
-      </w:pPr>
-    </w:p>
-    <w:p>
-      <w:pPr>
-        <w:pStyle w:val="a5"/>
-      </w:pPr>
-      <w:r>
-        <w:t>4.3 Выполнение далее</w:t>
+        <w:pStyle w:val="a1"/>
+      </w:pPr>
+    </w:p>
+    <w:p>
+      <w:pPr>
+        <w:pStyle w:val="a1"/>
+      </w:pPr>
+      <w:r>
+        <w:t xml:space="preserve">4.3 </w:t>
+      </w:r>
+      <w:r>
+        <w:t>Исследова</w:t>
+      </w:r>
+      <w:r>
+        <w:t>н</w:t>
+      </w:r>
+      <w:r>
+        <w:t xml:space="preserve"> процесс функционирования протокола STP в простой локальной сети, в которой имеются избыточные пути передачи кадров</w:t>
       </w:r>
       <w:r>
         <w:t>:</w:t>
@@ -472,31 +469,61 @@
     </w:p>
     <w:p>
       <w:pPr>
-        <w:pStyle w:val="a5"/>
+        <w:pStyle w:val="a1"/>
         <w:ind w:firstLine="0"/>
       </w:pPr>
       <w:r>
         <w:tab/>
-        <w:t>4.3.1 Выполнено (Рисунок 4.1).</w:t>
-      </w:r>
-    </w:p>
-    <w:p>
-      <w:pPr>
-        <w:pStyle w:val="a5"/>
-        <w:ind w:firstLine="0"/>
-      </w:pPr>
-    </w:p>
-    <w:p>
-      <w:pPr>
-        <w:pStyle w:val="a5"/>
+        <w:t xml:space="preserve">4.3.1 </w:t>
+      </w:r>
+      <w:r>
+        <w:t>Состав</w:t>
+      </w:r>
+      <w:r>
+        <w:t>лена</w:t>
+      </w:r>
+      <w:r>
+        <w:t xml:space="preserve"> в среде Packet Tracer локальн</w:t>
+      </w:r>
+      <w:r>
+        <w:t>ая</w:t>
+      </w:r>
+      <w:r>
+        <w:t xml:space="preserve"> компьютерн</w:t>
+      </w:r>
+      <w:r>
+        <w:t>ая</w:t>
+      </w:r>
+      <w:r>
+        <w:t xml:space="preserve"> сеть</w:t>
+      </w:r>
+      <w:r>
+        <w:t xml:space="preserve"> </w:t>
+      </w:r>
+      <w:r>
+        <w:t>(Рисунок 4.1).</w:t>
+      </w:r>
+    </w:p>
+    <w:p>
+      <w:pPr>
+        <w:pStyle w:val="a1"/>
+        <w:ind w:firstLine="0"/>
+      </w:pPr>
+    </w:p>
+    <w:p>
+      <w:pPr>
+        <w:pStyle w:val="a1"/>
         <w:ind w:firstLine="0"/>
         <w:jc w:val="center"/>
       </w:pPr>
       <w:r>
+        <w:rPr>
+          <w:noProof/>
+        </w:rPr>
         <w:drawing>
-          <wp:inline distT="0" distB="0" distL="0" distR="0" wp14:anchorId="22CF65A6" wp14:editId="66CF2D45">
-            <wp:extent cx="2552700" cy="2076672"/>
-            <wp:effectExtent l="0" t="0" r="0" b="0"/>
+          <wp:inline distT="0" distB="0" distL="0" distR="0" wp14:anchorId="22CF65A6" wp14:editId="540077FD">
+            <wp:extent cx="2261390" cy="1839685"/>
+            <wp:effectExtent l="0" t="0" r="5715" b="8255"/>
             <wp:docPr id="528909788" name="Рисунок 1"/>
             <wp:cNvGraphicFramePr>
               <a:graphicFrameLocks xmlns:a="http://schemas.openxmlformats.org/drawingml/2006/main" noChangeAspect="1"/>
@@ -517,7 +544,7 @@
                   <pic:spPr>
                     <a:xfrm>
                       <a:off x="0" y="0"/>
-                      <a:ext cx="2552700" cy="2076672"/>
+                      <a:ext cx="2266072" cy="1843494"/>
                     </a:xfrm>
                     <a:prstGeom prst="rect">
                       <a:avLst/>
@@ -532,7 +559,7 @@
     </w:p>
     <w:p>
       <w:pPr>
-        <w:pStyle w:val="a5"/>
+        <w:pStyle w:val="a1"/>
         <w:ind w:firstLine="0"/>
         <w:jc w:val="center"/>
       </w:pPr>
@@ -542,13 +569,13 @@
     </w:p>
     <w:p>
       <w:pPr>
-        <w:pStyle w:val="a5"/>
-        <w:ind w:firstLine="0"/>
-      </w:pPr>
-    </w:p>
-    <w:p>
-      <w:pPr>
-        <w:pStyle w:val="a5"/>
+        <w:pStyle w:val="a1"/>
+        <w:ind w:firstLine="0"/>
+      </w:pPr>
+    </w:p>
+    <w:p>
+      <w:pPr>
+        <w:pStyle w:val="a1"/>
       </w:pPr>
       <w:r>
         <w:t>4.3</w:t>
@@ -557,29 +584,39 @@
         <w:t>.2</w:t>
       </w:r>
       <w:r>
-        <w:t xml:space="preserve"> Выполнено (Рисунок 4.2).</w:t>
-      </w:r>
-    </w:p>
-    <w:p>
-      <w:pPr>
-        <w:pStyle w:val="a5"/>
-        <w:ind w:firstLine="0"/>
-      </w:pPr>
-    </w:p>
-    <w:p>
-      <w:pPr>
-        <w:pStyle w:val="a5"/>
+        <w:t xml:space="preserve"> </w:t>
+      </w:r>
+      <w:r>
+        <w:t>Произвести конфигурацию оборудования и проверить пингованием функционирование сети</w:t>
+      </w:r>
+      <w:r>
+        <w:t xml:space="preserve"> </w:t>
+      </w:r>
+      <w:r>
+        <w:t>(Рисунок 4.2).</w:t>
+      </w:r>
+    </w:p>
+    <w:p>
+      <w:pPr>
+        <w:pStyle w:val="a1"/>
+        <w:ind w:firstLine="0"/>
+      </w:pPr>
+    </w:p>
+    <w:p>
+      <w:pPr>
+        <w:pStyle w:val="a1"/>
         <w:ind w:firstLine="0"/>
         <w:jc w:val="center"/>
       </w:pPr>
       <w:r>
         <w:rPr>
+          <w:noProof/>
           <w:lang w:val="en-US"/>
         </w:rPr>
         <w:drawing>
-          <wp:inline distT="0" distB="0" distL="0" distR="0" wp14:anchorId="25D2146E" wp14:editId="3DAABD95">
-            <wp:extent cx="2800350" cy="2905529"/>
-            <wp:effectExtent l="0" t="0" r="0" b="9525"/>
+          <wp:inline distT="0" distB="0" distL="0" distR="0" wp14:anchorId="25D2146E" wp14:editId="3BEDC990">
+            <wp:extent cx="2318656" cy="2405743"/>
+            <wp:effectExtent l="0" t="0" r="5715" b="0"/>
             <wp:docPr id="1521831368" name="Рисунок 1"/>
             <wp:cNvGraphicFramePr>
               <a:graphicFrameLocks xmlns:a="http://schemas.openxmlformats.org/drawingml/2006/main" noChangeAspect="1"/>
@@ -600,7 +637,7 @@
                   <pic:spPr>
                     <a:xfrm>
                       <a:off x="0" y="0"/>
-                      <a:ext cx="2817555" cy="2923380"/>
+                      <a:ext cx="2337092" cy="2424872"/>
                     </a:xfrm>
                     <a:prstGeom prst="rect">
                       <a:avLst/>
@@ -614,12 +651,13 @@
       </w:r>
       <w:r>
         <w:rPr>
+          <w:noProof/>
           <w:lang w:val="en-US"/>
         </w:rPr>
         <w:drawing>
-          <wp:inline distT="0" distB="0" distL="0" distR="0" wp14:anchorId="339841FC" wp14:editId="112F78DD">
-            <wp:extent cx="2995812" cy="1600200"/>
-            <wp:effectExtent l="0" t="0" r="0" b="0"/>
+          <wp:inline distT="0" distB="0" distL="0" distR="0" wp14:anchorId="339841FC" wp14:editId="2EA6AB71">
+            <wp:extent cx="2608599" cy="1393372"/>
+            <wp:effectExtent l="0" t="0" r="1270" b="0"/>
             <wp:docPr id="237681944" name="Рисунок 1"/>
             <wp:cNvGraphicFramePr>
               <a:graphicFrameLocks xmlns:a="http://schemas.openxmlformats.org/drawingml/2006/main" noChangeAspect="1"/>
@@ -640,7 +678,7 @@
                   <pic:spPr>
                     <a:xfrm>
                       <a:off x="0" y="0"/>
-                      <a:ext cx="3026853" cy="1616781"/>
+                      <a:ext cx="2639793" cy="1410034"/>
                     </a:xfrm>
                     <a:prstGeom prst="rect">
                       <a:avLst/>
@@ -655,7 +693,7 @@
     </w:p>
     <w:p>
       <w:pPr>
-        <w:pStyle w:val="a5"/>
+        <w:pStyle w:val="a1"/>
         <w:ind w:firstLine="0"/>
         <w:jc w:val="center"/>
       </w:pPr>
@@ -677,7 +715,7 @@
     </w:p>
     <w:p>
       <w:pPr>
-        <w:pStyle w:val="a5"/>
+        <w:pStyle w:val="a1"/>
       </w:pPr>
       <w:r>
         <w:lastRenderedPageBreak/>
@@ -827,13 +865,13 @@
     </w:p>
     <w:p>
       <w:pPr>
-        <w:pStyle w:val="a5"/>
-        <w:ind w:firstLine="0"/>
-      </w:pPr>
-    </w:p>
-    <w:p>
-      <w:pPr>
-        <w:pStyle w:val="a5"/>
+        <w:pStyle w:val="a1"/>
+        <w:ind w:firstLine="0"/>
+      </w:pPr>
+    </w:p>
+    <w:p>
+      <w:pPr>
+        <w:pStyle w:val="a1"/>
         <w:ind w:firstLine="0"/>
         <w:jc w:val="center"/>
         <w:rPr>
@@ -842,6 +880,7 @@
       </w:pPr>
       <w:r>
         <w:rPr>
+          <w:noProof/>
           <w:lang w:val="en-US"/>
         </w:rPr>
         <w:drawing>
@@ -883,7 +922,7 @@
     </w:p>
     <w:p>
       <w:pPr>
-        <w:pStyle w:val="a5"/>
+        <w:pStyle w:val="a1"/>
         <w:ind w:firstLine="0"/>
         <w:jc w:val="center"/>
       </w:pPr>
@@ -908,19 +947,20 @@
     </w:p>
     <w:p>
       <w:pPr>
-        <w:pStyle w:val="a5"/>
+        <w:pStyle w:val="a1"/>
         <w:ind w:firstLine="0"/>
         <w:jc w:val="center"/>
       </w:pPr>
     </w:p>
     <w:p>
       <w:pPr>
-        <w:pStyle w:val="a5"/>
+        <w:pStyle w:val="a1"/>
         <w:ind w:firstLine="0"/>
         <w:jc w:val="center"/>
       </w:pPr>
       <w:r>
         <w:rPr>
+          <w:noProof/>
           <w:lang w:val="en-US"/>
         </w:rPr>
         <w:drawing>
@@ -962,7 +1002,7 @@
     </w:p>
     <w:p>
       <w:pPr>
-        <w:pStyle w:val="a5"/>
+        <w:pStyle w:val="a1"/>
         <w:ind w:firstLine="0"/>
         <w:jc w:val="center"/>
         <w:rPr>
@@ -993,14 +1033,14 @@
     </w:p>
     <w:p>
       <w:pPr>
-        <w:pStyle w:val="a5"/>
+        <w:pStyle w:val="a1"/>
         <w:ind w:firstLine="0"/>
         <w:jc w:val="center"/>
       </w:pPr>
     </w:p>
     <w:p>
       <w:pPr>
-        <w:pStyle w:val="a5"/>
+        <w:pStyle w:val="a1"/>
         <w:ind w:firstLine="0"/>
         <w:jc w:val="center"/>
         <w:rPr>
@@ -1009,6 +1049,7 @@
       </w:pPr>
       <w:r>
         <w:rPr>
+          <w:noProof/>
           <w:lang w:val="en-US"/>
         </w:rPr>
         <w:drawing>
@@ -1050,7 +1091,7 @@
     </w:p>
     <w:p>
       <w:pPr>
-        <w:pStyle w:val="a5"/>
+        <w:pStyle w:val="a1"/>
         <w:ind w:firstLine="0"/>
         <w:jc w:val="center"/>
       </w:pPr>
@@ -1078,21 +1119,21 @@
     </w:p>
     <w:p>
       <w:pPr>
-        <w:pStyle w:val="a5"/>
+        <w:pStyle w:val="a1"/>
         <w:ind w:firstLine="0"/>
         <w:jc w:val="center"/>
       </w:pPr>
     </w:p>
     <w:p>
       <w:pPr>
-        <w:pStyle w:val="a5"/>
+        <w:pStyle w:val="a1"/>
         <w:ind w:firstLine="0"/>
         <w:jc w:val="center"/>
       </w:pPr>
     </w:p>
     <w:p>
       <w:pPr>
-        <w:pStyle w:val="a5"/>
+        <w:pStyle w:val="a1"/>
         <w:ind w:firstLine="0"/>
         <w:jc w:val="center"/>
         <w:rPr>
@@ -1100,6 +1141,9 @@
         </w:rPr>
       </w:pPr>
       <w:r>
+        <w:rPr>
+          <w:noProof/>
+        </w:rPr>
         <w:drawing>
           <wp:inline distT="0" distB="0" distL="0" distR="0" wp14:anchorId="28D42233" wp14:editId="6D30D990">
             <wp:extent cx="2591162" cy="2353003"/>
@@ -1139,7 +1183,7 @@
     </w:p>
     <w:p>
       <w:pPr>
-        <w:pStyle w:val="a5"/>
+        <w:pStyle w:val="a1"/>
         <w:ind w:firstLine="0"/>
         <w:jc w:val="center"/>
       </w:pPr>
@@ -1167,14 +1211,14 @@
     </w:p>
     <w:p>
       <w:pPr>
-        <w:pStyle w:val="a5"/>
+        <w:pStyle w:val="a1"/>
         <w:ind w:firstLine="0"/>
         <w:jc w:val="center"/>
       </w:pPr>
     </w:p>
     <w:p>
       <w:pPr>
-        <w:pStyle w:val="a5"/>
+        <w:pStyle w:val="a1"/>
         <w:rPr>
           <w:lang w:val="en-US"/>
         </w:rPr>
@@ -1194,16 +1238,16 @@
     </w:p>
     <w:p>
       <w:pPr>
-        <w:pStyle w:val="a5"/>
-        <w:ind w:firstLine="0"/>
-        <w:rPr>
-          <w:lang w:val="en-US"/>
-        </w:rPr>
-      </w:pPr>
-    </w:p>
-    <w:p>
-      <w:pPr>
-        <w:pStyle w:val="a5"/>
+        <w:pStyle w:val="a1"/>
+        <w:ind w:firstLine="0"/>
+        <w:rPr>
+          <w:lang w:val="en-US"/>
+        </w:rPr>
+      </w:pPr>
+    </w:p>
+    <w:p>
+      <w:pPr>
+        <w:pStyle w:val="a1"/>
         <w:ind w:firstLine="0"/>
       </w:pPr>
       <w:r>
@@ -1212,7 +1256,7 @@
     </w:p>
     <w:tbl>
       <w:tblPr>
-        <w:tblStyle w:val="af0"/>
+        <w:tblStyle w:val="TableGrid"/>
         <w:tblW w:w="0" w:type="auto"/>
         <w:tblLook w:val="04A0" w:firstRow="1" w:lastRow="0" w:firstColumn="1" w:lastColumn="0" w:noHBand="0" w:noVBand="1"/>
       </w:tblPr>
@@ -1233,7 +1277,7 @@
           </w:tcPr>
           <w:p>
             <w:pPr>
-              <w:pStyle w:val="a5"/>
+              <w:pStyle w:val="a1"/>
               <w:ind w:firstLine="0"/>
               <w:jc w:val="center"/>
             </w:pPr>
@@ -1249,7 +1293,7 @@
           </w:tcPr>
           <w:p>
             <w:pPr>
-              <w:pStyle w:val="a5"/>
+              <w:pStyle w:val="a1"/>
               <w:ind w:firstLine="0"/>
               <w:jc w:val="center"/>
             </w:pPr>
@@ -1265,7 +1309,7 @@
           </w:tcPr>
           <w:p>
             <w:pPr>
-              <w:pStyle w:val="a5"/>
+              <w:pStyle w:val="a1"/>
               <w:ind w:firstLine="0"/>
               <w:jc w:val="center"/>
             </w:pPr>
@@ -1287,7 +1331,7 @@
           </w:tcPr>
           <w:p>
             <w:pPr>
-              <w:pStyle w:val="a5"/>
+              <w:pStyle w:val="a1"/>
               <w:ind w:firstLine="0"/>
               <w:jc w:val="center"/>
               <w:rPr>
@@ -1318,7 +1362,7 @@
           </w:tcPr>
           <w:p>
             <w:pPr>
-              <w:pStyle w:val="a5"/>
+              <w:pStyle w:val="a1"/>
               <w:ind w:firstLine="0"/>
               <w:jc w:val="center"/>
               <w:rPr>
@@ -1340,7 +1384,7 @@
           </w:tcPr>
           <w:p>
             <w:pPr>
-              <w:pStyle w:val="a5"/>
+              <w:pStyle w:val="a1"/>
               <w:ind w:firstLine="0"/>
               <w:jc w:val="center"/>
               <w:rPr>
@@ -1362,7 +1406,7 @@
           </w:tcPr>
           <w:p>
             <w:pPr>
-              <w:pStyle w:val="a5"/>
+              <w:pStyle w:val="a1"/>
               <w:ind w:firstLine="0"/>
               <w:jc w:val="center"/>
               <w:rPr>
@@ -1384,7 +1428,7 @@
           </w:tcPr>
           <w:p>
             <w:pPr>
-              <w:pStyle w:val="a5"/>
+              <w:pStyle w:val="a1"/>
               <w:ind w:firstLine="0"/>
               <w:jc w:val="center"/>
             </w:pPr>
@@ -1406,7 +1450,7 @@
           </w:tcPr>
           <w:p>
             <w:pPr>
-              <w:pStyle w:val="a5"/>
+              <w:pStyle w:val="a1"/>
               <w:ind w:firstLine="0"/>
               <w:jc w:val="center"/>
             </w:pPr>
@@ -1419,7 +1463,7 @@
           </w:tcPr>
           <w:p>
             <w:pPr>
-              <w:pStyle w:val="a5"/>
+              <w:pStyle w:val="a1"/>
               <w:ind w:firstLine="0"/>
               <w:jc w:val="center"/>
             </w:pPr>
@@ -1427,13 +1471,7 @@
               <w:rPr>
                 <w:lang w:val="en-US"/>
               </w:rPr>
-              <w:t>G0/</w:t>
-            </w:r>
-            <w:r>
-              <w:rPr>
-                <w:lang w:val="en-US"/>
-              </w:rPr>
-              <w:t>2</w:t>
+              <w:t>G0/2</w:t>
             </w:r>
           </w:p>
         </w:tc>
@@ -1444,7 +1482,7 @@
           </w:tcPr>
           <w:p>
             <w:pPr>
-              <w:pStyle w:val="a5"/>
+              <w:pStyle w:val="a1"/>
               <w:ind w:firstLine="0"/>
               <w:jc w:val="center"/>
               <w:rPr>
@@ -1466,7 +1504,7 @@
           </w:tcPr>
           <w:p>
             <w:pPr>
-              <w:pStyle w:val="a5"/>
+              <w:pStyle w:val="a1"/>
               <w:ind w:firstLine="0"/>
               <w:jc w:val="center"/>
             </w:pPr>
@@ -1488,7 +1526,7 @@
           </w:tcPr>
           <w:p>
             <w:pPr>
-              <w:pStyle w:val="a5"/>
+              <w:pStyle w:val="a1"/>
               <w:ind w:firstLine="0"/>
               <w:jc w:val="center"/>
               <w:rPr>
@@ -1510,7 +1548,7 @@
           </w:tcPr>
           <w:p>
             <w:pPr>
-              <w:pStyle w:val="a5"/>
+              <w:pStyle w:val="a1"/>
               <w:ind w:firstLine="0"/>
               <w:jc w:val="center"/>
             </w:pPr>
@@ -1529,7 +1567,7 @@
           </w:tcPr>
           <w:p>
             <w:pPr>
-              <w:pStyle w:val="a5"/>
+              <w:pStyle w:val="a1"/>
               <w:ind w:firstLine="0"/>
               <w:jc w:val="center"/>
               <w:rPr>
@@ -1551,7 +1589,7 @@
           </w:tcPr>
           <w:p>
             <w:pPr>
-              <w:pStyle w:val="a5"/>
+              <w:pStyle w:val="a1"/>
               <w:ind w:firstLine="0"/>
               <w:jc w:val="center"/>
             </w:pPr>
@@ -1573,7 +1611,7 @@
           </w:tcPr>
           <w:p>
             <w:pPr>
-              <w:pStyle w:val="a5"/>
+              <w:pStyle w:val="a1"/>
               <w:ind w:firstLine="0"/>
               <w:jc w:val="center"/>
             </w:pPr>
@@ -1586,7 +1624,7 @@
           </w:tcPr>
           <w:p>
             <w:pPr>
-              <w:pStyle w:val="a5"/>
+              <w:pStyle w:val="a1"/>
               <w:ind w:firstLine="0"/>
               <w:jc w:val="center"/>
             </w:pPr>
@@ -1594,13 +1632,7 @@
               <w:rPr>
                 <w:lang w:val="en-US"/>
               </w:rPr>
-              <w:t>G0/</w:t>
-            </w:r>
-            <w:r>
-              <w:rPr>
-                <w:lang w:val="en-US"/>
-              </w:rPr>
-              <w:t>2</w:t>
+              <w:t>G0/2</w:t>
             </w:r>
           </w:p>
         </w:tc>
@@ -1611,7 +1643,7 @@
           </w:tcPr>
           <w:p>
             <w:pPr>
-              <w:pStyle w:val="a5"/>
+              <w:pStyle w:val="a1"/>
               <w:ind w:firstLine="0"/>
               <w:jc w:val="center"/>
               <w:rPr>
@@ -1633,7 +1665,7 @@
           </w:tcPr>
           <w:p>
             <w:pPr>
-              <w:pStyle w:val="a5"/>
+              <w:pStyle w:val="a1"/>
               <w:ind w:firstLine="0"/>
               <w:jc w:val="center"/>
             </w:pPr>
@@ -1655,7 +1687,7 @@
           </w:tcPr>
           <w:p>
             <w:pPr>
-              <w:pStyle w:val="a5"/>
+              <w:pStyle w:val="a1"/>
               <w:ind w:firstLine="0"/>
               <w:jc w:val="center"/>
               <w:rPr>
@@ -1677,7 +1709,7 @@
           </w:tcPr>
           <w:p>
             <w:pPr>
-              <w:pStyle w:val="a5"/>
+              <w:pStyle w:val="a1"/>
               <w:ind w:firstLine="0"/>
               <w:jc w:val="center"/>
             </w:pPr>
@@ -1696,7 +1728,7 @@
           </w:tcPr>
           <w:p>
             <w:pPr>
-              <w:pStyle w:val="a5"/>
+              <w:pStyle w:val="a1"/>
               <w:ind w:firstLine="0"/>
               <w:jc w:val="center"/>
               <w:rPr>
@@ -1718,7 +1750,7 @@
           </w:tcPr>
           <w:p>
             <w:pPr>
-              <w:pStyle w:val="a5"/>
+              <w:pStyle w:val="a1"/>
               <w:ind w:firstLine="0"/>
               <w:jc w:val="center"/>
             </w:pPr>
@@ -1740,7 +1772,7 @@
           </w:tcPr>
           <w:p>
             <w:pPr>
-              <w:pStyle w:val="a5"/>
+              <w:pStyle w:val="a1"/>
               <w:ind w:firstLine="0"/>
               <w:jc w:val="center"/>
             </w:pPr>
@@ -1753,7 +1785,7 @@
           </w:tcPr>
           <w:p>
             <w:pPr>
-              <w:pStyle w:val="a5"/>
+              <w:pStyle w:val="a1"/>
               <w:ind w:firstLine="0"/>
               <w:jc w:val="center"/>
             </w:pPr>
@@ -1761,13 +1793,7 @@
               <w:rPr>
                 <w:lang w:val="en-US"/>
               </w:rPr>
-              <w:t>G0/</w:t>
-            </w:r>
-            <w:r>
-              <w:rPr>
-                <w:lang w:val="en-US"/>
-              </w:rPr>
-              <w:t>2</w:t>
+              <w:t>G0/2</w:t>
             </w:r>
           </w:p>
         </w:tc>
@@ -1778,7 +1804,7 @@
           </w:tcPr>
           <w:p>
             <w:pPr>
-              <w:pStyle w:val="a5"/>
+              <w:pStyle w:val="a1"/>
               <w:ind w:firstLine="0"/>
               <w:jc w:val="center"/>
               <w:rPr>
@@ -1800,7 +1826,7 @@
           </w:tcPr>
           <w:p>
             <w:pPr>
-              <w:pStyle w:val="a5"/>
+              <w:pStyle w:val="a1"/>
               <w:ind w:firstLine="0"/>
               <w:jc w:val="center"/>
             </w:pPr>
@@ -1813,13 +1839,13 @@
     </w:tbl>
     <w:p>
       <w:pPr>
-        <w:pStyle w:val="a5"/>
-        <w:ind w:firstLine="0"/>
-      </w:pPr>
-    </w:p>
-    <w:p>
-      <w:pPr>
-        <w:pStyle w:val="a5"/>
+        <w:pStyle w:val="a1"/>
+        <w:ind w:firstLine="0"/>
+      </w:pPr>
+    </w:p>
+    <w:p>
+      <w:pPr>
+        <w:pStyle w:val="a1"/>
         <w:ind w:firstLine="0"/>
       </w:pPr>
       <w:r>
@@ -1832,10 +1858,7 @@
         <w:t xml:space="preserve"> </w:t>
       </w:r>
       <w:r>
-        <w:t>Исследовать процесс схождения покрывающего дерева</w:t>
-      </w:r>
-      <w:r>
-        <w:t xml:space="preserve">. </w:t>
+        <w:t xml:space="preserve">Исследовать процесс схождения покрывающего дерева. </w:t>
       </w:r>
       <w:r>
         <w:t>Выполнение далее</w:t>
@@ -1846,21 +1869,15 @@
     </w:p>
     <w:p>
       <w:pPr>
-        <w:pStyle w:val="a5"/>
-        <w:ind w:firstLine="0"/>
-        <w:rPr>
-          <w:lang w:val="en-US"/>
-        </w:rPr>
+        <w:pStyle w:val="a1"/>
+        <w:ind w:firstLine="0"/>
       </w:pPr>
       <w:r>
         <w:lastRenderedPageBreak/>
         <w:tab/>
       </w:r>
       <w:r>
-        <w:t>4.4.1.</w:t>
-      </w:r>
-      <w:r>
-        <w:t xml:space="preserve"> </w:t>
+        <w:t xml:space="preserve">4.4.1. </w:t>
       </w:r>
       <w:r>
         <w:t xml:space="preserve">Симуляция переведена в виртуальный режим, </w:t>
@@ -1907,20 +1924,20 @@
     </w:p>
     <w:p>
       <w:pPr>
-        <w:pStyle w:val="a5"/>
-        <w:ind w:firstLine="0"/>
-        <w:rPr>
-          <w:lang w:val="en-US"/>
-        </w:rPr>
-      </w:pPr>
-    </w:p>
-    <w:p>
-      <w:pPr>
-        <w:pStyle w:val="a5"/>
+        <w:pStyle w:val="a1"/>
+        <w:ind w:firstLine="0"/>
+      </w:pPr>
+    </w:p>
+    <w:p>
+      <w:pPr>
+        <w:pStyle w:val="a1"/>
         <w:ind w:firstLine="0"/>
         <w:jc w:val="center"/>
       </w:pPr>
       <w:r>
+        <w:rPr>
+          <w:noProof/>
+        </w:rPr>
         <w:drawing>
           <wp:inline distT="0" distB="0" distL="0" distR="0" wp14:anchorId="0A2AE9EE" wp14:editId="2B5CF5AD">
             <wp:extent cx="5191850" cy="2562583"/>
@@ -1960,11 +1977,14 @@
     </w:p>
     <w:p>
       <w:pPr>
-        <w:pStyle w:val="a5"/>
+        <w:pStyle w:val="a1"/>
         <w:ind w:firstLine="0"/>
         <w:jc w:val="center"/>
       </w:pPr>
       <w:r>
+        <w:rPr>
+          <w:noProof/>
+        </w:rPr>
         <w:drawing>
           <wp:inline distT="0" distB="0" distL="0" distR="0" wp14:anchorId="37AE5D0A" wp14:editId="37341403">
             <wp:extent cx="5229955" cy="2657846"/>
@@ -2004,7 +2024,7 @@
     </w:p>
     <w:p>
       <w:pPr>
-        <w:pStyle w:val="a5"/>
+        <w:pStyle w:val="a1"/>
         <w:ind w:firstLine="0"/>
         <w:jc w:val="center"/>
       </w:pPr>
@@ -2038,14 +2058,14 @@
     </w:p>
     <w:p>
       <w:pPr>
-        <w:pStyle w:val="a5"/>
+        <w:pStyle w:val="a1"/>
         <w:ind w:firstLine="0"/>
         <w:jc w:val="center"/>
       </w:pPr>
     </w:p>
     <w:p>
       <w:pPr>
-        <w:pStyle w:val="a5"/>
+        <w:pStyle w:val="a1"/>
       </w:pPr>
       <w:r>
         <w:t xml:space="preserve">4.4.2. </w:t>
@@ -2066,75 +2086,102 @@
         <w:t>открыто</w:t>
       </w:r>
       <w:r>
+        <w:t xml:space="preserve"> и команд</w:t>
+      </w:r>
+      <w:r>
+        <w:t>а</w:t>
+      </w:r>
+      <w:r>
+        <w:t xml:space="preserve"> show spanning-tree vlan 1</w:t>
+      </w:r>
+      <w:r>
         <w:t xml:space="preserve"> </w:t>
       </w:r>
       <w:r>
-        <w:t>и команд</w:t>
-      </w:r>
-      <w:r>
-        <w:t>а</w:t>
-      </w:r>
-      <w:r>
-        <w:t xml:space="preserve"> show spanning-tree vlan 1</w:t>
+        <w:t>выполн</w:t>
+      </w:r>
+      <w:r>
+        <w:t>ена</w:t>
+      </w:r>
+      <w:r>
+        <w:t xml:space="preserve">. </w:t>
+      </w:r>
+      <w:r>
+        <w:t>О</w:t>
+      </w:r>
+      <w:r>
+        <w:t xml:space="preserve">кно командной строки </w:t>
+      </w:r>
+      <w:r>
+        <w:t>оставлен</w:t>
+      </w:r>
+      <w:r>
+        <w:t>о</w:t>
+      </w:r>
+      <w:r>
+        <w:t xml:space="preserve"> о</w:t>
+      </w:r>
+      <w:r>
+        <w:t xml:space="preserve">ткрытым. </w:t>
+      </w:r>
+    </w:p>
+    <w:p>
+      <w:pPr>
+        <w:pStyle w:val="a1"/>
+      </w:pPr>
+      <w:r>
+        <w:t xml:space="preserve">4.4.3. </w:t>
+      </w:r>
+      <w:r>
+        <w:t>В ходе</w:t>
       </w:r>
       <w:r>
         <w:t xml:space="preserve"> </w:t>
       </w:r>
       <w:r>
-        <w:t>выполн</w:t>
-      </w:r>
-      <w:r>
-        <w:t>ена</w:t>
-      </w:r>
-      <w:r>
-        <w:t xml:space="preserve">. </w:t>
-      </w:r>
-      <w:r>
-        <w:t>О</w:t>
-      </w:r>
-      <w:r>
-        <w:t xml:space="preserve">кно командной строки </w:t>
-      </w:r>
-      <w:r>
-        <w:t>оставлен</w:t>
-      </w:r>
-      <w:r>
-        <w:t>о</w:t>
-      </w:r>
-      <w:r>
-        <w:t xml:space="preserve"> о</w:t>
-      </w:r>
-      <w:r>
-        <w:t xml:space="preserve">ткрытым. </w:t>
-      </w:r>
-    </w:p>
-    <w:p>
-      <w:pPr>
-        <w:pStyle w:val="a5"/>
-      </w:pPr>
-      <w:r>
-        <w:t xml:space="preserve">4.4.3. </w:t>
-      </w:r>
-      <w:r>
-        <w:t>В ходе</w:t>
+        <w:t>н</w:t>
+      </w:r>
+      <w:r>
+        <w:t>аблюд</w:t>
+      </w:r>
+      <w:r>
+        <w:t>ения</w:t>
+      </w:r>
+      <w:r>
+        <w:t xml:space="preserve"> за изменениями статуса порта G0/2</w:t>
+      </w:r>
+      <w:r>
+        <w:t xml:space="preserve"> было выявлено, что переключение в режим </w:t>
+      </w:r>
+      <w:r>
+        <w:rPr>
+          <w:lang w:val="en-US"/>
+        </w:rPr>
+        <w:t>LSN</w:t>
       </w:r>
       <w:r>
         <w:t xml:space="preserve"> </w:t>
       </w:r>
       <w:r>
-        <w:t>н</w:t>
-      </w:r>
-      <w:r>
-        <w:t>аблюд</w:t>
-      </w:r>
-      <w:r>
-        <w:t>ения</w:t>
-      </w:r>
-      <w:r>
-        <w:t xml:space="preserve"> за изменениями статуса порта G0/2</w:t>
-      </w:r>
-      <w:r>
-        <w:t xml:space="preserve"> было выявлено, что переключение в режим </w:t>
+        <w:t xml:space="preserve">из </w:t>
+      </w:r>
+      <w:r>
+        <w:rPr>
+          <w:lang w:val="en-US"/>
+        </w:rPr>
+        <w:t>BLK</w:t>
+      </w:r>
+      <w:r>
+        <w:t xml:space="preserve"> </w:t>
+      </w:r>
+      <w:r>
+        <w:t xml:space="preserve">происходит довольно быстро </w:t>
+      </w:r>
+      <w:r>
+        <w:t xml:space="preserve">~0.5 </w:t>
+      </w:r>
+      <w:r>
+        <w:t xml:space="preserve">сек, из </w:t>
       </w:r>
       <w:r>
         <w:rPr>
@@ -2146,66 +2193,36 @@
         <w:t xml:space="preserve"> </w:t>
       </w:r>
       <w:r>
-        <w:t xml:space="preserve">из </w:t>
-      </w:r>
-      <w:r>
-        <w:rPr>
-          <w:lang w:val="en-US"/>
-        </w:rPr>
-        <w:t>BLK</w:t>
+        <w:t xml:space="preserve">в </w:t>
+      </w:r>
+      <w:r>
+        <w:rPr>
+          <w:lang w:val="en-US"/>
+        </w:rPr>
+        <w:t>LRN</w:t>
       </w:r>
       <w:r>
         <w:t xml:space="preserve"> </w:t>
       </w:r>
       <w:r>
-        <w:t xml:space="preserve">происходит довольно быстро </w:t>
-      </w:r>
-      <w:r>
-        <w:t xml:space="preserve">~0.5 </w:t>
-      </w:r>
-      <w:r>
-        <w:t xml:space="preserve">сек, из </w:t>
-      </w:r>
-      <w:r>
-        <w:rPr>
-          <w:lang w:val="en-US"/>
-        </w:rPr>
-        <w:t>LSN</w:t>
+        <w:t xml:space="preserve">примерно за </w:t>
+      </w:r>
+      <w:r>
+        <w:t xml:space="preserve">~6.1 </w:t>
+      </w:r>
+      <w:r>
+        <w:t xml:space="preserve">сек, а переход к </w:t>
+      </w:r>
+      <w:r>
+        <w:rPr>
+          <w:lang w:val="en-US"/>
+        </w:rPr>
+        <w:t>FRW</w:t>
       </w:r>
       <w:r>
         <w:t xml:space="preserve"> </w:t>
       </w:r>
       <w:r>
-        <w:t xml:space="preserve">в </w:t>
-      </w:r>
-      <w:r>
-        <w:rPr>
-          <w:lang w:val="en-US"/>
-        </w:rPr>
-        <w:t>LRN</w:t>
-      </w:r>
-      <w:r>
-        <w:t xml:space="preserve"> </w:t>
-      </w:r>
-      <w:r>
-        <w:t xml:space="preserve">примерно за </w:t>
-      </w:r>
-      <w:r>
-        <w:t xml:space="preserve">~6.1 </w:t>
-      </w:r>
-      <w:r>
-        <w:t xml:space="preserve">сек, а переход к </w:t>
-      </w:r>
-      <w:r>
-        <w:rPr>
-          <w:lang w:val="en-US"/>
-        </w:rPr>
-        <w:t>FRW</w:t>
-      </w:r>
-      <w:r>
-        <w:t xml:space="preserve"> </w:t>
-      </w:r>
-      <w:r>
         <w:t xml:space="preserve">за </w:t>
       </w:r>
       <w:r>
@@ -2220,15 +2237,12 @@
     </w:p>
     <w:p>
       <w:pPr>
-        <w:pStyle w:val="a5"/>
-      </w:pPr>
-    </w:p>
-    <w:p>
-      <w:pPr>
-        <w:pStyle w:val="a5"/>
-        <w:rPr>
-          <w:lang w:val="en-US"/>
-        </w:rPr>
+        <w:pStyle w:val="a1"/>
+      </w:pPr>
+    </w:p>
+    <w:p>
+      <w:pPr>
+        <w:pStyle w:val="a1"/>
       </w:pPr>
       <w:r>
         <w:t xml:space="preserve">4.5 </w:t>
@@ -2240,25 +2254,28 @@
         <w:t xml:space="preserve"> Выполнение далее</w:t>
       </w:r>
       <w:r>
-        <w:rPr>
-          <w:lang w:val="en-US"/>
-        </w:rPr>
         <w:t>:</w:t>
       </w:r>
     </w:p>
     <w:p>
       <w:pPr>
-        <w:pStyle w:val="a5"/>
-        <w:rPr>
-          <w:lang w:val="en-US"/>
-        </w:rPr>
+        <w:pStyle w:val="a1"/>
       </w:pPr>
       <w:r>
         <w:lastRenderedPageBreak/>
         <w:t xml:space="preserve">4.5.1 </w:t>
       </w:r>
       <w:r>
-        <w:t>Выполнено</w:t>
+        <w:t>Был с</w:t>
+      </w:r>
+      <w:r>
+        <w:t>конфигурирова</w:t>
+      </w:r>
+      <w:r>
+        <w:t>н</w:t>
+      </w:r>
+      <w:r>
+        <w:t xml:space="preserve"> коммутатор Sw1 в качестве корневого.</w:t>
       </w:r>
       <w:r>
         <w:t xml:space="preserve"> </w:t>
@@ -2266,18 +2283,36 @@
     </w:p>
     <w:p>
       <w:pPr>
-        <w:pStyle w:val="a5"/>
+        <w:pStyle w:val="a1"/>
       </w:pPr>
       <w:r>
         <w:t>4.5.2</w:t>
       </w:r>
       <w:r>
-        <w:t xml:space="preserve"> Выполнено</w:t>
-      </w:r>
-    </w:p>
-    <w:p>
-      <w:pPr>
-        <w:pStyle w:val="a5"/>
+        <w:t>.</w:t>
+      </w:r>
+      <w:r>
+        <w:t xml:space="preserve"> Была произведена </w:t>
+      </w:r>
+      <w:r>
+        <w:t>команд</w:t>
+      </w:r>
+      <w:r>
+        <w:t>а</w:t>
+      </w:r>
+      <w:r>
+        <w:t xml:space="preserve"> spanning-tree vlan</w:t>
+      </w:r>
+      <w:r>
+        <w:t xml:space="preserve"> 1</w:t>
+      </w:r>
+      <w:r>
+        <w:t>.</w:t>
+      </w:r>
+    </w:p>
+    <w:p>
+      <w:pPr>
+        <w:pStyle w:val="a1"/>
       </w:pPr>
       <w:r>
         <w:t>4.5.3 Было з</w:t>
@@ -2300,7 +2335,7 @@
     </w:p>
     <w:p>
       <w:pPr>
-        <w:pStyle w:val="a5"/>
+        <w:pStyle w:val="a1"/>
       </w:pPr>
       <w:r>
         <w:t xml:space="preserve">4.5.4. После настройки параметров STP изменения </w:t>
@@ -2314,12 +2349,12 @@
     </w:p>
     <w:p>
       <w:pPr>
-        <w:pStyle w:val="a5"/>
-      </w:pPr>
-    </w:p>
-    <w:p>
-      <w:pPr>
-        <w:pStyle w:val="a5"/>
+        <w:pStyle w:val="a1"/>
+      </w:pPr>
+    </w:p>
+    <w:p>
+      <w:pPr>
+        <w:pStyle w:val="a1"/>
         <w:ind w:firstLine="0"/>
         <w:jc w:val="center"/>
         <w:rPr>
@@ -2328,6 +2363,7 @@
       </w:pPr>
       <w:r>
         <w:rPr>
+          <w:noProof/>
           <w:lang w:val="en-US"/>
         </w:rPr>
         <w:drawing>
@@ -2369,7 +2405,7 @@
     </w:p>
     <w:p>
       <w:pPr>
-        <w:pStyle w:val="a5"/>
+        <w:pStyle w:val="a1"/>
         <w:ind w:firstLine="0"/>
         <w:jc w:val="center"/>
       </w:pPr>
@@ -2397,20 +2433,17 @@
     </w:p>
     <w:p>
       <w:pPr>
-        <w:pStyle w:val="a5"/>
+        <w:pStyle w:val="a1"/>
         <w:ind w:firstLine="0"/>
         <w:jc w:val="center"/>
       </w:pPr>
     </w:p>
     <w:p>
       <w:pPr>
-        <w:pStyle w:val="a5"/>
-        <w:ind w:firstLine="0"/>
-      </w:pPr>
-      <w:r>
-        <w:rPr>
-          <w:lang w:val="en-US"/>
-        </w:rPr>
+        <w:pStyle w:val="a1"/>
+        <w:ind w:firstLine="0"/>
+      </w:pPr>
+      <w:r>
         <w:tab/>
       </w:r>
       <w:r>
@@ -2566,12 +2599,12 @@
     </w:p>
     <w:p>
       <w:pPr>
-        <w:pStyle w:val="a5"/>
-      </w:pPr>
-    </w:p>
-    <w:p>
-      <w:pPr>
-        <w:pStyle w:val="a5"/>
+        <w:pStyle w:val="a1"/>
+      </w:pPr>
+    </w:p>
+    <w:p>
+      <w:pPr>
+        <w:pStyle w:val="a1"/>
         <w:ind w:firstLine="0"/>
         <w:jc w:val="center"/>
         <w:rPr>
@@ -2580,6 +2613,7 @@
       </w:pPr>
       <w:r>
         <w:rPr>
+          <w:noProof/>
           <w:lang w:val="en-US"/>
         </w:rPr>
         <w:drawing>
@@ -2621,20 +2655,14 @@
     </w:p>
     <w:p>
       <w:pPr>
-        <w:pStyle w:val="a5"/>
+        <w:pStyle w:val="a1"/>
         <w:ind w:firstLine="0"/>
         <w:jc w:val="center"/>
-        <w:rPr>
-          <w:lang w:val="en-US"/>
-        </w:rPr>
       </w:pPr>
       <w:r>
         <w:t xml:space="preserve">Рисунок </w:t>
       </w:r>
       <w:r>
-        <w:rPr>
-          <w:lang w:val="en-US"/>
-        </w:rPr>
         <w:t xml:space="preserve">4.9 – </w:t>
       </w:r>
       <w:r>
@@ -2650,24 +2678,27 @@
         <w:t xml:space="preserve"> коммутатора</w:t>
       </w:r>
       <w:r>
-        <w:rPr>
-          <w:lang w:val="en-US"/>
-        </w:rPr>
-        <w:t xml:space="preserve"> sw0</w:t>
-      </w:r>
-    </w:p>
-    <w:p>
-      <w:pPr>
-        <w:pStyle w:val="a5"/>
-        <w:ind w:firstLine="0"/>
-      </w:pPr>
-    </w:p>
-    <w:p>
-      <w:pPr>
-        <w:pStyle w:val="a5"/>
-        <w:rPr>
-          <w:lang w:val="en-US"/>
-        </w:rPr>
+        <w:t xml:space="preserve"> </w:t>
+      </w:r>
+      <w:r>
+        <w:rPr>
+          <w:lang w:val="en-US"/>
+        </w:rPr>
+        <w:t>sw</w:t>
+      </w:r>
+      <w:r>
+        <w:t>0</w:t>
+      </w:r>
+    </w:p>
+    <w:p>
+      <w:pPr>
+        <w:pStyle w:val="a1"/>
+        <w:ind w:firstLine="0"/>
+      </w:pPr>
+    </w:p>
+    <w:p>
+      <w:pPr>
+        <w:pStyle w:val="a1"/>
       </w:pPr>
       <w:r>
         <w:t>4.6. Исследовать процесс функционирования протокола RSTP в отказоустойчивой локальной сети.</w:t>
@@ -2676,15 +2707,12 @@
         <w:t xml:space="preserve"> Выполнение далее</w:t>
       </w:r>
       <w:r>
-        <w:rPr>
-          <w:lang w:val="en-US"/>
-        </w:rPr>
         <w:t>:</w:t>
       </w:r>
     </w:p>
     <w:p>
       <w:pPr>
-        <w:pStyle w:val="a5"/>
+        <w:pStyle w:val="a1"/>
       </w:pPr>
       <w:r>
         <w:lastRenderedPageBreak/>
@@ -2738,18 +2766,21 @@
     </w:p>
     <w:p>
       <w:pPr>
-        <w:pStyle w:val="a5"/>
+        <w:pStyle w:val="a1"/>
         <w:ind w:firstLine="0"/>
         <w:jc w:val="center"/>
       </w:pPr>
     </w:p>
     <w:p>
       <w:pPr>
-        <w:pStyle w:val="a5"/>
+        <w:pStyle w:val="a1"/>
         <w:ind w:firstLine="0"/>
         <w:jc w:val="center"/>
       </w:pPr>
       <w:r>
+        <w:rPr>
+          <w:noProof/>
+        </w:rPr>
         <w:drawing>
           <wp:inline distT="0" distB="0" distL="0" distR="0" wp14:anchorId="31787776" wp14:editId="45029ED7">
             <wp:extent cx="3124200" cy="2840878"/>
@@ -2789,7 +2820,7 @@
     </w:p>
     <w:p>
       <w:pPr>
-        <w:pStyle w:val="a5"/>
+        <w:pStyle w:val="a1"/>
         <w:ind w:firstLine="0"/>
         <w:jc w:val="center"/>
       </w:pPr>
@@ -2799,14 +2830,14 @@
     </w:p>
     <w:p>
       <w:pPr>
-        <w:pStyle w:val="a5"/>
+        <w:pStyle w:val="a1"/>
         <w:ind w:firstLine="0"/>
         <w:jc w:val="center"/>
       </w:pPr>
     </w:p>
     <w:p>
       <w:pPr>
-        <w:pStyle w:val="a5"/>
+        <w:pStyle w:val="a1"/>
         <w:ind w:firstLine="0"/>
         <w:jc w:val="center"/>
         <w:rPr>
@@ -2815,6 +2846,7 @@
       </w:pPr>
       <w:r>
         <w:rPr>
+          <w:noProof/>
           <w:lang w:val="en-US"/>
         </w:rPr>
         <w:drawing>
@@ -2856,7 +2888,7 @@
     </w:p>
     <w:p>
       <w:pPr>
-        <w:pStyle w:val="a5"/>
+        <w:pStyle w:val="a1"/>
         <w:ind w:firstLine="0"/>
         <w:jc w:val="center"/>
       </w:pPr>
@@ -2866,13 +2898,13 @@
     </w:p>
     <w:p>
       <w:pPr>
-        <w:pStyle w:val="a5"/>
-        <w:ind w:firstLine="0"/>
-      </w:pPr>
-    </w:p>
-    <w:p>
-      <w:pPr>
-        <w:pStyle w:val="a5"/>
+        <w:pStyle w:val="a1"/>
+        <w:ind w:firstLine="0"/>
+      </w:pPr>
+    </w:p>
+    <w:p>
+      <w:pPr>
+        <w:pStyle w:val="a1"/>
       </w:pPr>
       <w:r>
         <w:t xml:space="preserve">4.6.2 </w:t>
@@ -2892,7 +2924,7 @@
     </w:p>
     <w:p>
       <w:pPr>
-        <w:pStyle w:val="a5"/>
+        <w:pStyle w:val="a1"/>
       </w:pPr>
       <w:r>
         <w:t xml:space="preserve">4.6.3 </w:t>
@@ -2915,7 +2947,7 @@
     </w:p>
     <w:p>
       <w:pPr>
-        <w:pStyle w:val="a5"/>
+        <w:pStyle w:val="a1"/>
       </w:pPr>
       <w:r>
         <w:lastRenderedPageBreak/>
@@ -2969,16 +3001,19 @@
     </w:p>
     <w:p>
       <w:pPr>
-        <w:pStyle w:val="a5"/>
-      </w:pPr>
-    </w:p>
-    <w:p>
-      <w:pPr>
-        <w:pStyle w:val="a5"/>
+        <w:pStyle w:val="a1"/>
+      </w:pPr>
+    </w:p>
+    <w:p>
+      <w:pPr>
+        <w:pStyle w:val="a1"/>
         <w:ind w:firstLine="0"/>
         <w:jc w:val="center"/>
       </w:pPr>
       <w:r>
+        <w:rPr>
+          <w:noProof/>
+        </w:rPr>
         <w:drawing>
           <wp:inline distT="0" distB="0" distL="0" distR="0" wp14:anchorId="226D8B42" wp14:editId="3C97B7D8">
             <wp:extent cx="4714875" cy="4162496"/>
@@ -3018,7 +3053,7 @@
     </w:p>
     <w:p>
       <w:pPr>
-        <w:pStyle w:val="a5"/>
+        <w:pStyle w:val="a1"/>
         <w:ind w:firstLine="0"/>
         <w:jc w:val="center"/>
       </w:pPr>
@@ -3067,15 +3102,12 @@
     </w:p>
     <w:p>
       <w:pPr>
-        <w:pStyle w:val="a5"/>
-        <w:rPr>
-          <w:lang w:val="en-US"/>
-        </w:rPr>
-      </w:pPr>
-    </w:p>
-    <w:p>
-      <w:pPr>
-        <w:pStyle w:val="a5"/>
+        <w:pStyle w:val="a1"/>
+      </w:pPr>
+    </w:p>
+    <w:p>
+      <w:pPr>
+        <w:pStyle w:val="a1"/>
       </w:pPr>
       <w:r>
         <w:t xml:space="preserve">4.6.5 </w:t>
@@ -3122,18 +3154,19 @@
     </w:p>
     <w:p>
       <w:pPr>
-        <w:pStyle w:val="a5"/>
-        <w:ind w:firstLine="0"/>
-      </w:pPr>
-    </w:p>
-    <w:p>
-      <w:pPr>
-        <w:pStyle w:val="a5"/>
+        <w:pStyle w:val="a1"/>
+        <w:ind w:firstLine="0"/>
+      </w:pPr>
+    </w:p>
+    <w:p>
+      <w:pPr>
+        <w:pStyle w:val="a1"/>
         <w:ind w:firstLine="0"/>
         <w:jc w:val="center"/>
       </w:pPr>
       <w:r>
         <w:rPr>
+          <w:noProof/>
           <w:lang w:val="en-US"/>
         </w:rPr>
         <w:drawing>
@@ -3175,20 +3208,14 @@
     </w:p>
     <w:p>
       <w:pPr>
-        <w:pStyle w:val="a5"/>
+        <w:pStyle w:val="a1"/>
         <w:ind w:firstLine="0"/>
         <w:jc w:val="center"/>
-        <w:rPr>
-          <w:lang w:val="en-US"/>
-        </w:rPr>
       </w:pPr>
       <w:r>
         <w:t>Рисунок 4.13</w:t>
       </w:r>
       <w:r>
-        <w:rPr>
-          <w:lang w:val="en-US"/>
-        </w:rPr>
         <w:t xml:space="preserve"> –</w:t>
       </w:r>
       <w:r>
@@ -3197,7 +3224,7 @@
     </w:p>
     <w:p>
       <w:pPr>
-        <w:pStyle w:val="a5"/>
+        <w:pStyle w:val="a1"/>
       </w:pPr>
       <w:r>
         <w:lastRenderedPageBreak/>
@@ -3227,19 +3254,20 @@
     </w:p>
     <w:p>
       <w:pPr>
-        <w:pStyle w:val="a5"/>
+        <w:pStyle w:val="a1"/>
         <w:ind w:firstLine="0"/>
         <w:jc w:val="center"/>
       </w:pPr>
     </w:p>
     <w:p>
       <w:pPr>
-        <w:pStyle w:val="a5"/>
+        <w:pStyle w:val="a1"/>
         <w:ind w:firstLine="0"/>
         <w:jc w:val="center"/>
       </w:pPr>
       <w:r>
         <w:rPr>
+          <w:noProof/>
           <w:lang w:val="en-US"/>
         </w:rPr>
         <w:drawing>
@@ -3281,12 +3309,9 @@
     </w:p>
     <w:p>
       <w:pPr>
-        <w:pStyle w:val="a5"/>
+        <w:pStyle w:val="a1"/>
         <w:ind w:firstLine="0"/>
         <w:jc w:val="center"/>
-        <w:rPr>
-          <w:lang w:val="en-US"/>
-        </w:rPr>
       </w:pPr>
       <w:r>
         <w:t xml:space="preserve">Рисунок 4.14 </w:t>
@@ -3303,16 +3328,13 @@
     </w:p>
     <w:p>
       <w:pPr>
-        <w:pStyle w:val="a5"/>
-        <w:ind w:firstLine="0"/>
-        <w:rPr>
-          <w:lang w:val="en-US"/>
-        </w:rPr>
-      </w:pPr>
-    </w:p>
-    <w:p>
-      <w:pPr>
-        <w:pStyle w:val="a5"/>
+        <w:pStyle w:val="a1"/>
+        <w:ind w:firstLine="0"/>
+      </w:pPr>
+    </w:p>
+    <w:p>
+      <w:pPr>
+        <w:pStyle w:val="a1"/>
       </w:pPr>
       <w:r>
         <w:t xml:space="preserve">4.6.7 </w:t>
@@ -3329,17 +3351,20 @@
     </w:p>
     <w:p>
       <w:pPr>
-        <w:pStyle w:val="a5"/>
-        <w:ind w:firstLine="0"/>
-      </w:pPr>
-    </w:p>
-    <w:p>
-      <w:pPr>
-        <w:pStyle w:val="a5"/>
+        <w:pStyle w:val="a1"/>
+        <w:ind w:firstLine="0"/>
+      </w:pPr>
+    </w:p>
+    <w:p>
+      <w:pPr>
+        <w:pStyle w:val="a1"/>
         <w:ind w:firstLine="0"/>
         <w:jc w:val="center"/>
       </w:pPr>
       <w:r>
+        <w:rPr>
+          <w:noProof/>
+        </w:rPr>
         <w:drawing>
           <wp:inline distT="0" distB="0" distL="0" distR="0" wp14:anchorId="0A760835" wp14:editId="781FF9CE">
             <wp:extent cx="4057650" cy="4351808"/>
@@ -3379,7 +3404,7 @@
     </w:p>
     <w:p>
       <w:pPr>
-        <w:pStyle w:val="a5"/>
+        <w:pStyle w:val="a1"/>
         <w:ind w:firstLine="0"/>
         <w:jc w:val="center"/>
       </w:pPr>
@@ -3392,7 +3417,7 @@
     </w:p>
     <w:p>
       <w:pPr>
-        <w:pStyle w:val="a5"/>
+        <w:pStyle w:val="a1"/>
       </w:pPr>
       <w:r>
         <w:lastRenderedPageBreak/>
@@ -3416,13 +3441,13 @@
     </w:p>
     <w:p>
       <w:pPr>
-        <w:pStyle w:val="a5"/>
-        <w:ind w:firstLine="0"/>
-      </w:pPr>
-    </w:p>
-    <w:p>
-      <w:pPr>
-        <w:pStyle w:val="a5"/>
+        <w:pStyle w:val="a1"/>
+        <w:ind w:firstLine="0"/>
+      </w:pPr>
+    </w:p>
+    <w:p>
+      <w:pPr>
+        <w:pStyle w:val="a1"/>
         <w:ind w:firstLine="0"/>
         <w:jc w:val="center"/>
         <w:rPr>
@@ -3431,6 +3456,7 @@
       </w:pPr>
       <w:r>
         <w:rPr>
+          <w:noProof/>
           <w:lang w:val="en-US"/>
         </w:rPr>
         <w:drawing>
@@ -3472,12 +3498,9 @@
     </w:p>
     <w:p>
       <w:pPr>
-        <w:pStyle w:val="a5"/>
+        <w:pStyle w:val="a1"/>
         <w:ind w:firstLine="0"/>
         <w:jc w:val="center"/>
-        <w:rPr>
-          <w:lang w:val="en-US"/>
-        </w:rPr>
       </w:pPr>
       <w:r>
         <w:t>Рисунок 4.16 – Топология сети с адресами устройств</w:t>
@@ -3485,22 +3508,16 @@
     </w:p>
     <w:p>
       <w:pPr>
-        <w:pStyle w:val="a5"/>
-        <w:ind w:firstLine="0"/>
-        <w:rPr>
-          <w:lang w:val="en-US"/>
-        </w:rPr>
-      </w:pPr>
-    </w:p>
-    <w:p>
-      <w:pPr>
-        <w:pStyle w:val="a5"/>
-        <w:ind w:firstLine="0"/>
-      </w:pPr>
-      <w:r>
-        <w:rPr>
-          <w:lang w:val="en-US"/>
-        </w:rPr>
+        <w:pStyle w:val="a1"/>
+        <w:ind w:firstLine="0"/>
+      </w:pPr>
+    </w:p>
+    <w:p>
+      <w:pPr>
+        <w:pStyle w:val="a1"/>
+        <w:ind w:firstLine="0"/>
+      </w:pPr>
+      <w:r>
         <w:tab/>
       </w:r>
       <w:r>
@@ -3524,17 +3541,20 @@
     </w:p>
     <w:p>
       <w:pPr>
-        <w:pStyle w:val="a5"/>
-        <w:ind w:firstLine="0"/>
-      </w:pPr>
-    </w:p>
-    <w:p>
-      <w:pPr>
-        <w:pStyle w:val="a5"/>
+        <w:pStyle w:val="a1"/>
+        <w:ind w:firstLine="0"/>
+      </w:pPr>
+    </w:p>
+    <w:p>
+      <w:pPr>
+        <w:pStyle w:val="a1"/>
         <w:ind w:firstLine="0"/>
         <w:jc w:val="center"/>
       </w:pPr>
       <w:r>
+        <w:rPr>
+          <w:noProof/>
+        </w:rPr>
         <w:drawing>
           <wp:inline distT="0" distB="0" distL="0" distR="0" wp14:anchorId="2CC7CB0E" wp14:editId="350A29BE">
             <wp:extent cx="4581525" cy="3495280"/>
@@ -3574,7 +3594,7 @@
     </w:p>
     <w:p>
       <w:pPr>
-        <w:pStyle w:val="a5"/>
+        <w:pStyle w:val="a1"/>
         <w:ind w:firstLine="0"/>
         <w:jc w:val="center"/>
       </w:pPr>
@@ -3590,11 +3610,14 @@
     </w:p>
     <w:p>
       <w:pPr>
-        <w:pStyle w:val="a5"/>
+        <w:pStyle w:val="a1"/>
         <w:ind w:firstLine="0"/>
         <w:jc w:val="center"/>
       </w:pPr>
       <w:r>
+        <w:rPr>
+          <w:noProof/>
+        </w:rPr>
         <w:lastRenderedPageBreak/>
         <w:drawing>
           <wp:inline distT="0" distB="0" distL="0" distR="0" wp14:anchorId="7A0A0C8D" wp14:editId="6E906D76">
@@ -3635,12 +3658,9 @@
     </w:p>
     <w:p>
       <w:pPr>
-        <w:pStyle w:val="a5"/>
+        <w:pStyle w:val="a1"/>
         <w:ind w:firstLine="0"/>
         <w:jc w:val="center"/>
-        <w:rPr>
-          <w:lang w:val="en-US"/>
-        </w:rPr>
       </w:pPr>
       <w:r>
         <w:t xml:space="preserve">Рисунок 4.18 – Результат команды </w:t>
@@ -3690,16 +3710,13 @@
     </w:p>
     <w:p>
       <w:pPr>
-        <w:pStyle w:val="a5"/>
-        <w:ind w:firstLine="0"/>
-        <w:rPr>
-          <w:lang w:val="en-US"/>
-        </w:rPr>
-      </w:pPr>
-    </w:p>
-    <w:p>
-      <w:pPr>
-        <w:pStyle w:val="a5"/>
+        <w:pStyle w:val="a1"/>
+        <w:ind w:firstLine="0"/>
+      </w:pPr>
+    </w:p>
+    <w:p>
+      <w:pPr>
+        <w:pStyle w:val="a1"/>
       </w:pPr>
       <w:r>
         <w:t xml:space="preserve">4.7.2 </w:t>
@@ -3734,13 +3751,13 @@
     </w:p>
     <w:p>
       <w:pPr>
-        <w:pStyle w:val="a5"/>
-        <w:ind w:firstLine="0"/>
-      </w:pPr>
-    </w:p>
-    <w:p>
-      <w:pPr>
-        <w:pStyle w:val="a5"/>
+        <w:pStyle w:val="a1"/>
+        <w:ind w:firstLine="0"/>
+      </w:pPr>
+    </w:p>
+    <w:p>
+      <w:pPr>
+        <w:pStyle w:val="a1"/>
         <w:ind w:firstLine="0"/>
         <w:jc w:val="center"/>
         <w:rPr>
@@ -3749,6 +3766,7 @@
       </w:pPr>
       <w:r>
         <w:rPr>
+          <w:noProof/>
           <w:lang w:val="en-US"/>
         </w:rPr>
         <w:drawing>
@@ -3790,7 +3808,7 @@
     </w:p>
     <w:p>
       <w:pPr>
-        <w:pStyle w:val="a5"/>
+        <w:pStyle w:val="a1"/>
         <w:ind w:firstLine="0"/>
         <w:jc w:val="center"/>
       </w:pPr>
@@ -3809,13 +3827,13 @@
     </w:p>
     <w:p>
       <w:pPr>
-        <w:pStyle w:val="a5"/>
-        <w:ind w:firstLine="0"/>
-      </w:pPr>
-    </w:p>
-    <w:p>
-      <w:pPr>
-        <w:pStyle w:val="a5"/>
+        <w:pStyle w:val="a1"/>
+        <w:ind w:firstLine="0"/>
+      </w:pPr>
+    </w:p>
+    <w:p>
+      <w:pPr>
+        <w:pStyle w:val="a1"/>
         <w:ind w:firstLine="0"/>
       </w:pPr>
       <w:r>
@@ -3891,10 +3909,13 @@
     </w:p>
     <w:p>
       <w:pPr>
-        <w:pStyle w:val="a5"/>
-        <w:ind w:firstLine="0"/>
-      </w:pPr>
-      <w:r>
+        <w:pStyle w:val="a1"/>
+        <w:ind w:firstLine="0"/>
+      </w:pPr>
+      <w:r>
+        <w:rPr>
+          <w:noProof/>
+        </w:rPr>
         <w:lastRenderedPageBreak/>
         <w:drawing>
           <wp:inline distT="0" distB="0" distL="0" distR="0" wp14:anchorId="2CA0A3D7" wp14:editId="2A1B1168">
@@ -3935,7 +3956,7 @@
     </w:p>
     <w:p>
       <w:pPr>
-        <w:pStyle w:val="a5"/>
+        <w:pStyle w:val="a1"/>
         <w:ind w:firstLine="0"/>
         <w:jc w:val="center"/>
       </w:pPr>
@@ -3945,13 +3966,13 @@
     </w:p>
     <w:p>
       <w:pPr>
-        <w:pStyle w:val="a5"/>
-        <w:ind w:firstLine="0"/>
-      </w:pPr>
-    </w:p>
-    <w:p>
-      <w:pPr>
-        <w:pStyle w:val="a5"/>
+        <w:pStyle w:val="a1"/>
+        <w:ind w:firstLine="0"/>
+      </w:pPr>
+    </w:p>
+    <w:p>
+      <w:pPr>
+        <w:pStyle w:val="a1"/>
         <w:ind w:firstLine="0"/>
       </w:pPr>
       <w:r>
@@ -3973,13 +3994,13 @@
     </w:p>
     <w:p>
       <w:pPr>
-        <w:pStyle w:val="a5"/>
-        <w:ind w:firstLine="0"/>
-      </w:pPr>
-    </w:p>
-    <w:p>
-      <w:pPr>
-        <w:pStyle w:val="a5"/>
+        <w:pStyle w:val="a1"/>
+        <w:ind w:firstLine="0"/>
+      </w:pPr>
+    </w:p>
+    <w:p>
+      <w:pPr>
+        <w:pStyle w:val="a1"/>
         <w:ind w:firstLine="0"/>
       </w:pPr>
       <w:r>
@@ -3988,7 +4009,7 @@
     </w:p>
     <w:tbl>
       <w:tblPr>
-        <w:tblStyle w:val="af0"/>
+        <w:tblStyle w:val="TableGrid"/>
         <w:tblW w:w="0" w:type="auto"/>
         <w:tblLook w:val="04A0" w:firstRow="1" w:lastRow="0" w:firstColumn="1" w:lastColumn="0" w:noHBand="0" w:noVBand="1"/>
       </w:tblPr>
@@ -4008,7 +4029,7 @@
           </w:tcPr>
           <w:p>
             <w:pPr>
-              <w:pStyle w:val="a5"/>
+              <w:pStyle w:val="a1"/>
               <w:ind w:firstLine="0"/>
             </w:pPr>
             <w:r>
@@ -4022,7 +4043,7 @@
           </w:tcPr>
           <w:p>
             <w:pPr>
-              <w:pStyle w:val="a5"/>
+              <w:pStyle w:val="a1"/>
               <w:ind w:firstLine="0"/>
             </w:pPr>
             <w:r>
@@ -4042,7 +4063,7 @@
           </w:tcPr>
           <w:p>
             <w:pPr>
-              <w:pStyle w:val="a5"/>
+              <w:pStyle w:val="a1"/>
               <w:ind w:firstLine="0"/>
             </w:pPr>
             <w:r>
@@ -4056,7 +4077,7 @@
           </w:tcPr>
           <w:p>
             <w:pPr>
-              <w:pStyle w:val="a5"/>
+              <w:pStyle w:val="a1"/>
               <w:ind w:firstLine="0"/>
             </w:pPr>
             <w:r>
@@ -4075,7 +4096,7 @@
           </w:tcPr>
           <w:p>
             <w:pPr>
-              <w:pStyle w:val="a5"/>
+              <w:pStyle w:val="a1"/>
               <w:ind w:firstLine="0"/>
               <w:rPr>
                 <w:lang w:val="en-US"/>
@@ -4095,7 +4116,7 @@
           </w:tcPr>
           <w:p>
             <w:pPr>
-              <w:pStyle w:val="a5"/>
+              <w:pStyle w:val="a1"/>
               <w:ind w:firstLine="0"/>
             </w:pPr>
             <w:r>
@@ -4109,7 +4130,7 @@
           </w:tcPr>
           <w:p>
             <w:pPr>
-              <w:pStyle w:val="a5"/>
+              <w:pStyle w:val="a1"/>
               <w:ind w:firstLine="0"/>
               <w:rPr>
                 <w:lang w:val="en-US"/>
@@ -4129,7 +4150,7 @@
           </w:tcPr>
           <w:p>
             <w:pPr>
-              <w:pStyle w:val="a5"/>
+              <w:pStyle w:val="a1"/>
               <w:ind w:firstLine="0"/>
             </w:pPr>
             <w:r>
@@ -4148,7 +4169,7 @@
           </w:tcPr>
           <w:p>
             <w:pPr>
-              <w:pStyle w:val="a5"/>
+              <w:pStyle w:val="a1"/>
               <w:ind w:firstLine="0"/>
               <w:rPr>
                 <w:lang w:val="en-US"/>
@@ -4168,7 +4189,7 @@
           </w:tcPr>
           <w:p>
             <w:pPr>
-              <w:pStyle w:val="a5"/>
+              <w:pStyle w:val="a1"/>
               <w:ind w:firstLine="0"/>
             </w:pPr>
             <w:r>
@@ -4182,7 +4203,7 @@
           </w:tcPr>
           <w:p>
             <w:pPr>
-              <w:pStyle w:val="a5"/>
+              <w:pStyle w:val="a1"/>
               <w:ind w:firstLine="0"/>
               <w:rPr>
                 <w:lang w:val="en-US"/>
@@ -4202,7 +4223,7 @@
           </w:tcPr>
           <w:p>
             <w:pPr>
-              <w:pStyle w:val="a5"/>
+              <w:pStyle w:val="a1"/>
               <w:ind w:firstLine="0"/>
               <w:rPr>
                 <w:lang w:val="en-US"/>
@@ -4224,7 +4245,7 @@
           </w:tcPr>
           <w:p>
             <w:pPr>
-              <w:pStyle w:val="a5"/>
+              <w:pStyle w:val="a1"/>
               <w:ind w:firstLine="0"/>
               <w:rPr>
                 <w:lang w:val="en-US"/>
@@ -4244,7 +4265,7 @@
           </w:tcPr>
           <w:p>
             <w:pPr>
-              <w:pStyle w:val="a5"/>
+              <w:pStyle w:val="a1"/>
               <w:ind w:firstLine="0"/>
             </w:pPr>
             <w:r>
@@ -4258,7 +4279,7 @@
           </w:tcPr>
           <w:p>
             <w:pPr>
-              <w:pStyle w:val="a5"/>
+              <w:pStyle w:val="a1"/>
               <w:ind w:firstLine="0"/>
               <w:rPr>
                 <w:lang w:val="en-US"/>
@@ -4278,7 +4299,7 @@
           </w:tcPr>
           <w:p>
             <w:pPr>
-              <w:pStyle w:val="a5"/>
+              <w:pStyle w:val="a1"/>
               <w:ind w:firstLine="0"/>
             </w:pPr>
             <w:r>
@@ -4290,13 +4311,13 @@
     </w:tbl>
     <w:p>
       <w:pPr>
-        <w:pStyle w:val="a5"/>
-        <w:ind w:firstLine="0"/>
-      </w:pPr>
-    </w:p>
-    <w:p>
-      <w:pPr>
-        <w:pStyle w:val="a5"/>
+        <w:pStyle w:val="a1"/>
+        <w:ind w:firstLine="0"/>
+      </w:pPr>
+    </w:p>
+    <w:p>
+      <w:pPr>
+        <w:pStyle w:val="a1"/>
         <w:ind w:firstLine="0"/>
       </w:pPr>
       <w:r>
@@ -4309,18 +4330,12 @@
         <w:t>2</w:t>
       </w:r>
       <w:r>
-        <w:t xml:space="preserve"> – </w:t>
-      </w:r>
-      <w:r>
-        <w:t>Вторая</w:t>
-      </w:r>
-      <w:r>
-        <w:t xml:space="preserve"> схема</w:t>
+        <w:t xml:space="preserve"> – Вторая схема</w:t>
       </w:r>
     </w:p>
     <w:tbl>
       <w:tblPr>
-        <w:tblStyle w:val="af0"/>
+        <w:tblStyle w:val="TableGrid"/>
         <w:tblW w:w="0" w:type="auto"/>
         <w:tblLook w:val="04A0" w:firstRow="1" w:lastRow="0" w:firstColumn="1" w:lastColumn="0" w:noHBand="0" w:noVBand="1"/>
       </w:tblPr>
@@ -4340,7 +4355,7 @@
           </w:tcPr>
           <w:p>
             <w:pPr>
-              <w:pStyle w:val="a5"/>
+              <w:pStyle w:val="a1"/>
               <w:ind w:firstLine="0"/>
             </w:pPr>
             <w:r>
@@ -4354,7 +4369,7 @@
           </w:tcPr>
           <w:p>
             <w:pPr>
-              <w:pStyle w:val="a5"/>
+              <w:pStyle w:val="a1"/>
               <w:ind w:firstLine="0"/>
             </w:pPr>
             <w:r>
@@ -4374,7 +4389,7 @@
           </w:tcPr>
           <w:p>
             <w:pPr>
-              <w:pStyle w:val="a5"/>
+              <w:pStyle w:val="a1"/>
               <w:ind w:firstLine="0"/>
             </w:pPr>
             <w:r>
@@ -4388,7 +4403,7 @@
           </w:tcPr>
           <w:p>
             <w:pPr>
-              <w:pStyle w:val="a5"/>
+              <w:pStyle w:val="a1"/>
               <w:ind w:firstLine="0"/>
             </w:pPr>
             <w:r>
@@ -4407,7 +4422,7 @@
           </w:tcPr>
           <w:p>
             <w:pPr>
-              <w:pStyle w:val="a5"/>
+              <w:pStyle w:val="a1"/>
               <w:ind w:firstLine="0"/>
               <w:rPr>
                 <w:lang w:val="en-US"/>
@@ -4427,7 +4442,7 @@
           </w:tcPr>
           <w:p>
             <w:pPr>
-              <w:pStyle w:val="a5"/>
+              <w:pStyle w:val="a1"/>
               <w:ind w:firstLine="0"/>
             </w:pPr>
             <w:r>
@@ -4441,7 +4456,7 @@
           </w:tcPr>
           <w:p>
             <w:pPr>
-              <w:pStyle w:val="a5"/>
+              <w:pStyle w:val="a1"/>
               <w:ind w:firstLine="0"/>
               <w:rPr>
                 <w:lang w:val="en-US"/>
@@ -4461,7 +4476,7 @@
           </w:tcPr>
           <w:p>
             <w:pPr>
-              <w:pStyle w:val="a5"/>
+              <w:pStyle w:val="a1"/>
               <w:ind w:firstLine="0"/>
             </w:pPr>
             <w:r>
@@ -4480,7 +4495,7 @@
           </w:tcPr>
           <w:p>
             <w:pPr>
-              <w:pStyle w:val="a5"/>
+              <w:pStyle w:val="a1"/>
               <w:ind w:firstLine="0"/>
               <w:rPr>
                 <w:lang w:val="en-US"/>
@@ -4500,7 +4515,7 @@
           </w:tcPr>
           <w:p>
             <w:pPr>
-              <w:pStyle w:val="a5"/>
+              <w:pStyle w:val="a1"/>
               <w:ind w:firstLine="0"/>
             </w:pPr>
             <w:r>
@@ -4514,7 +4529,7 @@
           </w:tcPr>
           <w:p>
             <w:pPr>
-              <w:pStyle w:val="a5"/>
+              <w:pStyle w:val="a1"/>
               <w:ind w:firstLine="0"/>
               <w:rPr>
                 <w:lang w:val="en-US"/>
@@ -4534,7 +4549,7 @@
           </w:tcPr>
           <w:p>
             <w:pPr>
-              <w:pStyle w:val="a5"/>
+              <w:pStyle w:val="a1"/>
               <w:ind w:firstLine="0"/>
               <w:rPr>
                 <w:lang w:val="en-US"/>
@@ -4556,7 +4571,7 @@
           </w:tcPr>
           <w:p>
             <w:pPr>
-              <w:pStyle w:val="a5"/>
+              <w:pStyle w:val="a1"/>
               <w:ind w:firstLine="0"/>
               <w:rPr>
                 <w:lang w:val="en-US"/>
@@ -4577,7 +4592,7 @@
           </w:tcPr>
           <w:p>
             <w:pPr>
-              <w:pStyle w:val="a5"/>
+              <w:pStyle w:val="a1"/>
               <w:ind w:firstLine="0"/>
             </w:pPr>
             <w:r>
@@ -4591,7 +4606,7 @@
           </w:tcPr>
           <w:p>
             <w:pPr>
-              <w:pStyle w:val="a5"/>
+              <w:pStyle w:val="a1"/>
               <w:ind w:firstLine="0"/>
               <w:rPr>
                 <w:lang w:val="en-US"/>
@@ -4611,7 +4626,7 @@
           </w:tcPr>
           <w:p>
             <w:pPr>
-              <w:pStyle w:val="a5"/>
+              <w:pStyle w:val="a1"/>
               <w:ind w:firstLine="0"/>
               <w:rPr>
                 <w:lang w:val="en-US"/>
@@ -4633,7 +4648,7 @@
           </w:tcPr>
           <w:p>
             <w:pPr>
-              <w:pStyle w:val="a5"/>
+              <w:pStyle w:val="a1"/>
               <w:ind w:firstLine="0"/>
               <w:rPr>
                 <w:lang w:val="en-US"/>
@@ -4653,7 +4668,7 @@
           </w:tcPr>
           <w:p>
             <w:pPr>
-              <w:pStyle w:val="a5"/>
+              <w:pStyle w:val="a1"/>
               <w:ind w:firstLine="0"/>
             </w:pPr>
             <w:r>
@@ -4667,7 +4682,7 @@
           </w:tcPr>
           <w:p>
             <w:pPr>
-              <w:pStyle w:val="a5"/>
+              <w:pStyle w:val="a1"/>
               <w:ind w:firstLine="0"/>
               <w:rPr>
                 <w:lang w:val="en-US"/>
@@ -4687,7 +4702,7 @@
           </w:tcPr>
           <w:p>
             <w:pPr>
-              <w:pStyle w:val="a5"/>
+              <w:pStyle w:val="a1"/>
               <w:ind w:firstLine="0"/>
               <w:rPr>
                 <w:lang w:val="en-US"/>
@@ -4702,16 +4717,16 @@
     </w:tbl>
     <w:p>
       <w:pPr>
-        <w:pStyle w:val="a5"/>
-        <w:ind w:firstLine="0"/>
-        <w:rPr>
-          <w:lang w:val="en-US"/>
-        </w:rPr>
-      </w:pPr>
-    </w:p>
-    <w:p>
-      <w:pPr>
-        <w:pStyle w:val="a5"/>
+        <w:pStyle w:val="a1"/>
+        <w:ind w:firstLine="0"/>
+        <w:rPr>
+          <w:lang w:val="en-US"/>
+        </w:rPr>
+      </w:pPr>
+    </w:p>
+    <w:p>
+      <w:pPr>
+        <w:pStyle w:val="a1"/>
         <w:ind w:firstLine="0"/>
       </w:pPr>
       <w:r>
@@ -4724,18 +4739,12 @@
         <w:t>3</w:t>
       </w:r>
       <w:r>
-        <w:t xml:space="preserve"> – </w:t>
-      </w:r>
-      <w:r>
-        <w:t xml:space="preserve">Третья </w:t>
-      </w:r>
-      <w:r>
-        <w:t>схема</w:t>
+        <w:t xml:space="preserve"> – Третья схема</w:t>
       </w:r>
     </w:p>
     <w:tbl>
       <w:tblPr>
-        <w:tblStyle w:val="af0"/>
+        <w:tblStyle w:val="TableGrid"/>
         <w:tblW w:w="0" w:type="auto"/>
         <w:tblLook w:val="04A0" w:firstRow="1" w:lastRow="0" w:firstColumn="1" w:lastColumn="0" w:noHBand="0" w:noVBand="1"/>
       </w:tblPr>
@@ -4755,7 +4764,7 @@
           </w:tcPr>
           <w:p>
             <w:pPr>
-              <w:pStyle w:val="a5"/>
+              <w:pStyle w:val="a1"/>
               <w:ind w:firstLine="0"/>
             </w:pPr>
             <w:r>
@@ -4769,7 +4778,7 @@
           </w:tcPr>
           <w:p>
             <w:pPr>
-              <w:pStyle w:val="a5"/>
+              <w:pStyle w:val="a1"/>
               <w:ind w:firstLine="0"/>
             </w:pPr>
             <w:r>
@@ -4789,7 +4798,7 @@
           </w:tcPr>
           <w:p>
             <w:pPr>
-              <w:pStyle w:val="a5"/>
+              <w:pStyle w:val="a1"/>
               <w:ind w:firstLine="0"/>
             </w:pPr>
             <w:r>
@@ -4803,7 +4812,7 @@
           </w:tcPr>
           <w:p>
             <w:pPr>
-              <w:pStyle w:val="a5"/>
+              <w:pStyle w:val="a1"/>
               <w:ind w:firstLine="0"/>
             </w:pPr>
             <w:r>
@@ -4822,7 +4831,7 @@
           </w:tcPr>
           <w:p>
             <w:pPr>
-              <w:pStyle w:val="a5"/>
+              <w:pStyle w:val="a1"/>
               <w:ind w:firstLine="0"/>
               <w:rPr>
                 <w:lang w:val="en-US"/>
@@ -4842,7 +4851,7 @@
           </w:tcPr>
           <w:p>
             <w:pPr>
-              <w:pStyle w:val="a5"/>
+              <w:pStyle w:val="a1"/>
               <w:ind w:firstLine="0"/>
             </w:pPr>
             <w:r>
@@ -4856,7 +4865,7 @@
           </w:tcPr>
           <w:p>
             <w:pPr>
-              <w:pStyle w:val="a5"/>
+              <w:pStyle w:val="a1"/>
               <w:ind w:firstLine="0"/>
               <w:rPr>
                 <w:lang w:val="en-US"/>
@@ -4876,7 +4885,7 @@
           </w:tcPr>
           <w:p>
             <w:pPr>
-              <w:pStyle w:val="a5"/>
+              <w:pStyle w:val="a1"/>
               <w:ind w:firstLine="0"/>
               <w:rPr>
                 <w:lang w:val="en-US"/>
@@ -4898,7 +4907,7 @@
           </w:tcPr>
           <w:p>
             <w:pPr>
-              <w:pStyle w:val="a5"/>
+              <w:pStyle w:val="a1"/>
               <w:ind w:firstLine="0"/>
               <w:rPr>
                 <w:lang w:val="en-US"/>
@@ -4918,7 +4927,7 @@
           </w:tcPr>
           <w:p>
             <w:pPr>
-              <w:pStyle w:val="a5"/>
+              <w:pStyle w:val="a1"/>
               <w:ind w:firstLine="0"/>
             </w:pPr>
             <w:r>
@@ -4932,7 +4941,7 @@
           </w:tcPr>
           <w:p>
             <w:pPr>
-              <w:pStyle w:val="a5"/>
+              <w:pStyle w:val="a1"/>
               <w:ind w:firstLine="0"/>
               <w:rPr>
                 <w:lang w:val="en-US"/>
@@ -4952,7 +4961,7 @@
           </w:tcPr>
           <w:p>
             <w:pPr>
-              <w:pStyle w:val="a5"/>
+              <w:pStyle w:val="a1"/>
               <w:ind w:firstLine="0"/>
               <w:rPr>
                 <w:lang w:val="en-US"/>
@@ -4974,7 +4983,7 @@
           </w:tcPr>
           <w:p>
             <w:pPr>
-              <w:pStyle w:val="a5"/>
+              <w:pStyle w:val="a1"/>
               <w:ind w:firstLine="0"/>
               <w:rPr>
                 <w:lang w:val="en-US"/>
@@ -4994,7 +5003,7 @@
           </w:tcPr>
           <w:p>
             <w:pPr>
-              <w:pStyle w:val="a5"/>
+              <w:pStyle w:val="a1"/>
               <w:ind w:firstLine="0"/>
             </w:pPr>
             <w:r>
@@ -5008,7 +5017,7 @@
           </w:tcPr>
           <w:p>
             <w:pPr>
-              <w:pStyle w:val="a5"/>
+              <w:pStyle w:val="a1"/>
               <w:ind w:firstLine="0"/>
               <w:rPr>
                 <w:lang w:val="en-US"/>
@@ -5028,7 +5037,7 @@
           </w:tcPr>
           <w:p>
             <w:pPr>
-              <w:pStyle w:val="a5"/>
+              <w:pStyle w:val="a1"/>
               <w:ind w:firstLine="0"/>
               <w:rPr>
                 <w:lang w:val="en-US"/>
@@ -5050,7 +5059,7 @@
           </w:tcPr>
           <w:p>
             <w:pPr>
-              <w:pStyle w:val="a5"/>
+              <w:pStyle w:val="a1"/>
               <w:ind w:firstLine="0"/>
               <w:rPr>
                 <w:lang w:val="en-US"/>
@@ -5070,7 +5079,7 @@
           </w:tcPr>
           <w:p>
             <w:pPr>
-              <w:pStyle w:val="a5"/>
+              <w:pStyle w:val="a1"/>
               <w:ind w:firstLine="0"/>
             </w:pPr>
             <w:r>
@@ -5084,7 +5093,7 @@
           </w:tcPr>
           <w:p>
             <w:pPr>
-              <w:pStyle w:val="a5"/>
+              <w:pStyle w:val="a1"/>
               <w:ind w:firstLine="0"/>
               <w:rPr>
                 <w:lang w:val="en-US"/>
@@ -5104,7 +5113,7 @@
           </w:tcPr>
           <w:p>
             <w:pPr>
-              <w:pStyle w:val="a5"/>
+              <w:pStyle w:val="a1"/>
               <w:ind w:firstLine="0"/>
               <w:rPr>
                 <w:lang w:val="en-US"/>
@@ -5126,7 +5135,7 @@
           </w:tcPr>
           <w:p>
             <w:pPr>
-              <w:pStyle w:val="a5"/>
+              <w:pStyle w:val="a1"/>
               <w:ind w:firstLine="0"/>
               <w:rPr>
                 <w:lang w:val="en-US"/>
@@ -5146,7 +5155,7 @@
           </w:tcPr>
           <w:p>
             <w:pPr>
-              <w:pStyle w:val="a5"/>
+              <w:pStyle w:val="a1"/>
               <w:ind w:firstLine="0"/>
             </w:pPr>
             <w:r>
@@ -5160,7 +5169,7 @@
           </w:tcPr>
           <w:p>
             <w:pPr>
-              <w:pStyle w:val="a5"/>
+              <w:pStyle w:val="a1"/>
               <w:ind w:firstLine="0"/>
               <w:rPr>
                 <w:lang w:val="en-US"/>
@@ -5180,7 +5189,7 @@
           </w:tcPr>
           <w:p>
             <w:pPr>
-              <w:pStyle w:val="a5"/>
+              <w:pStyle w:val="a1"/>
               <w:ind w:firstLine="0"/>
             </w:pPr>
             <w:r>
@@ -5192,19 +5201,19 @@
     </w:tbl>
     <w:p>
       <w:pPr>
-        <w:pStyle w:val="a5"/>
-        <w:ind w:firstLine="0"/>
-      </w:pPr>
-    </w:p>
-    <w:p>
-      <w:pPr>
-        <w:pStyle w:val="a5"/>
-        <w:ind w:firstLine="0"/>
-      </w:pPr>
-    </w:p>
-    <w:p>
-      <w:pPr>
-        <w:pStyle w:val="a3"/>
+        <w:pStyle w:val="a1"/>
+        <w:ind w:firstLine="0"/>
+      </w:pPr>
+    </w:p>
+    <w:p>
+      <w:pPr>
+        <w:pStyle w:val="a1"/>
+        <w:ind w:firstLine="0"/>
+      </w:pPr>
+    </w:p>
+    <w:p>
+      <w:pPr>
+        <w:pStyle w:val="a"/>
       </w:pPr>
       <w:r>
         <w:t>Вывод</w:t>
@@ -5212,7 +5221,7 @@
     </w:p>
     <w:p>
       <w:pPr>
-        <w:pStyle w:val="a5"/>
+        <w:pStyle w:val="a1"/>
       </w:pPr>
       <w:r>
         <w:t xml:space="preserve">В ходе данной лабораторной работы был изучен протокол </w:t>
@@ -5268,7 +5277,7 @@
     </w:p>
     <w:p>
       <w:pPr>
-        <w:pStyle w:val="a5"/>
+        <w:pStyle w:val="a1"/>
       </w:pPr>
       <w:r>
         <w:t>Углублен</w:t>
@@ -5336,7 +5345,7 @@
     </w:p>
     <w:p>
       <w:pPr>
-        <w:pStyle w:val="a5"/>
+        <w:pStyle w:val="a1"/>
       </w:pPr>
     </w:p>
     <w:sectPr>
@@ -5746,7 +5755,7 @@
     <w:lsdException w:name="Unresolved Mention" w:semiHidden="1" w:unhideWhenUsed="1"/>
     <w:lsdException w:name="Smart Link" w:semiHidden="1" w:unhideWhenUsed="1"/>
   </w:latentStyles>
-  <w:style w:type="paragraph" w:default="1" w:styleId="a">
+  <w:style w:type="paragraph" w:default="1" w:styleId="Normal">
     <w:name w:val="Normal"/>
     <w:rsid w:val="00A21542"/>
     <w:pPr>
@@ -5759,11 +5768,11 @@
       <w:sz w:val="28"/>
     </w:rPr>
   </w:style>
-  <w:style w:type="paragraph" w:styleId="1">
+  <w:style w:type="paragraph" w:styleId="Heading1">
     <w:name w:val="heading 1"/>
-    <w:basedOn w:val="a"/>
-    <w:next w:val="a"/>
-    <w:link w:val="10"/>
+    <w:basedOn w:val="Normal"/>
+    <w:next w:val="Normal"/>
+    <w:link w:val="Heading1Char"/>
     <w:uiPriority w:val="9"/>
     <w:qFormat/>
     <w:rsid w:val="00A011B9"/>
@@ -5780,11 +5789,11 @@
       <w:szCs w:val="40"/>
     </w:rPr>
   </w:style>
-  <w:style w:type="paragraph" w:styleId="2">
+  <w:style w:type="paragraph" w:styleId="Heading2">
     <w:name w:val="heading 2"/>
-    <w:basedOn w:val="a"/>
-    <w:next w:val="a"/>
-    <w:link w:val="20"/>
+    <w:basedOn w:val="Normal"/>
+    <w:next w:val="Normal"/>
+    <w:link w:val="Heading2Char"/>
     <w:uiPriority w:val="9"/>
     <w:semiHidden/>
     <w:unhideWhenUsed/>
@@ -5803,11 +5812,11 @@
       <w:szCs w:val="32"/>
     </w:rPr>
   </w:style>
-  <w:style w:type="paragraph" w:styleId="3">
+  <w:style w:type="paragraph" w:styleId="Heading3">
     <w:name w:val="heading 3"/>
-    <w:basedOn w:val="a"/>
-    <w:next w:val="a"/>
-    <w:link w:val="30"/>
+    <w:basedOn w:val="Normal"/>
+    <w:next w:val="Normal"/>
+    <w:link w:val="Heading3Char"/>
     <w:uiPriority w:val="9"/>
     <w:semiHidden/>
     <w:unhideWhenUsed/>
@@ -5825,11 +5834,11 @@
       <w:szCs w:val="28"/>
     </w:rPr>
   </w:style>
-  <w:style w:type="paragraph" w:styleId="4">
+  <w:style w:type="paragraph" w:styleId="Heading4">
     <w:name w:val="heading 4"/>
-    <w:basedOn w:val="a"/>
-    <w:next w:val="a"/>
-    <w:link w:val="40"/>
+    <w:basedOn w:val="Normal"/>
+    <w:next w:val="Normal"/>
+    <w:link w:val="Heading4Char"/>
     <w:uiPriority w:val="9"/>
     <w:semiHidden/>
     <w:unhideWhenUsed/>
@@ -5848,11 +5857,11 @@
       <w:color w:val="2F5496" w:themeColor="accent1" w:themeShade="BF"/>
     </w:rPr>
   </w:style>
-  <w:style w:type="paragraph" w:styleId="5">
+  <w:style w:type="paragraph" w:styleId="Heading5">
     <w:name w:val="heading 5"/>
-    <w:basedOn w:val="a"/>
-    <w:next w:val="a"/>
-    <w:link w:val="50"/>
+    <w:basedOn w:val="Normal"/>
+    <w:next w:val="Normal"/>
+    <w:link w:val="Heading5Char"/>
     <w:uiPriority w:val="9"/>
     <w:semiHidden/>
     <w:unhideWhenUsed/>
@@ -5869,11 +5878,11 @@
       <w:color w:val="2F5496" w:themeColor="accent1" w:themeShade="BF"/>
     </w:rPr>
   </w:style>
-  <w:style w:type="paragraph" w:styleId="6">
+  <w:style w:type="paragraph" w:styleId="Heading6">
     <w:name w:val="heading 6"/>
-    <w:basedOn w:val="a"/>
-    <w:next w:val="a"/>
-    <w:link w:val="60"/>
+    <w:basedOn w:val="Normal"/>
+    <w:next w:val="Normal"/>
+    <w:link w:val="Heading6Char"/>
     <w:uiPriority w:val="9"/>
     <w:semiHidden/>
     <w:unhideWhenUsed/>
@@ -5892,11 +5901,11 @@
       <w:color w:val="595959" w:themeColor="text1" w:themeTint="A6"/>
     </w:rPr>
   </w:style>
-  <w:style w:type="paragraph" w:styleId="7">
+  <w:style w:type="paragraph" w:styleId="Heading7">
     <w:name w:val="heading 7"/>
-    <w:basedOn w:val="a"/>
-    <w:next w:val="a"/>
-    <w:link w:val="70"/>
+    <w:basedOn w:val="Normal"/>
+    <w:next w:val="Normal"/>
+    <w:link w:val="Heading7Char"/>
     <w:uiPriority w:val="9"/>
     <w:semiHidden/>
     <w:unhideWhenUsed/>
@@ -5913,11 +5922,11 @@
       <w:color w:val="595959" w:themeColor="text1" w:themeTint="A6"/>
     </w:rPr>
   </w:style>
-  <w:style w:type="paragraph" w:styleId="8">
+  <w:style w:type="paragraph" w:styleId="Heading8">
     <w:name w:val="heading 8"/>
-    <w:basedOn w:val="a"/>
-    <w:next w:val="a"/>
-    <w:link w:val="80"/>
+    <w:basedOn w:val="Normal"/>
+    <w:next w:val="Normal"/>
+    <w:link w:val="Heading8Char"/>
     <w:uiPriority w:val="9"/>
     <w:semiHidden/>
     <w:unhideWhenUsed/>
@@ -5935,11 +5944,11 @@
       <w:color w:val="272727" w:themeColor="text1" w:themeTint="D8"/>
     </w:rPr>
   </w:style>
-  <w:style w:type="paragraph" w:styleId="9">
+  <w:style w:type="paragraph" w:styleId="Heading9">
     <w:name w:val="heading 9"/>
-    <w:basedOn w:val="a"/>
-    <w:next w:val="a"/>
-    <w:link w:val="90"/>
+    <w:basedOn w:val="Normal"/>
+    <w:next w:val="Normal"/>
+    <w:link w:val="Heading9Char"/>
     <w:uiPriority w:val="9"/>
     <w:semiHidden/>
     <w:unhideWhenUsed/>
@@ -5955,12 +5964,13 @@
       <w:color w:val="272727" w:themeColor="text1" w:themeTint="D8"/>
     </w:rPr>
   </w:style>
-  <w:style w:type="character" w:default="1" w:styleId="a0">
+  <w:style w:type="character" w:default="1" w:styleId="DefaultParagraphFont">
     <w:name w:val="Default Paragraph Font"/>
     <w:uiPriority w:val="1"/>
+    <w:semiHidden/>
     <w:unhideWhenUsed/>
   </w:style>
-  <w:style w:type="table" w:default="1" w:styleId="a1">
+  <w:style w:type="table" w:default="1" w:styleId="TableNormal">
     <w:name w:val="Normal Table"/>
     <w:uiPriority w:val="99"/>
     <w:semiHidden/>
@@ -5975,16 +5985,16 @@
       </w:tblCellMar>
     </w:tblPr>
   </w:style>
-  <w:style w:type="numbering" w:default="1" w:styleId="a2">
+  <w:style w:type="numbering" w:default="1" w:styleId="NoList">
     <w:name w:val="No List"/>
     <w:uiPriority w:val="99"/>
     <w:semiHidden/>
     <w:unhideWhenUsed/>
   </w:style>
-  <w:style w:type="paragraph" w:customStyle="1" w:styleId="a3">
+  <w:style w:type="paragraph" w:customStyle="1" w:styleId="a">
     <w:name w:val="Титул"/>
-    <w:basedOn w:val="a"/>
-    <w:link w:val="a4"/>
+    <w:basedOn w:val="Normal"/>
+    <w:link w:val="a0"/>
     <w:qFormat/>
     <w:rsid w:val="00A21542"/>
     <w:pPr>
@@ -5998,10 +6008,10 @@
       <w:szCs w:val="28"/>
     </w:rPr>
   </w:style>
-  <w:style w:type="character" w:customStyle="1" w:styleId="a4">
+  <w:style w:type="character" w:customStyle="1" w:styleId="a0">
     <w:name w:val="Титул Знак"/>
-    <w:basedOn w:val="a0"/>
-    <w:link w:val="a3"/>
+    <w:basedOn w:val="DefaultParagraphFont"/>
+    <w:link w:val="a"/>
     <w:rsid w:val="00A21542"/>
     <w:rPr>
       <w:rFonts w:ascii="Times New Roman" w:hAnsi="Times New Roman" w:cs="Times New Roman"/>
@@ -6011,10 +6021,10 @@
       <w:szCs w:val="28"/>
     </w:rPr>
   </w:style>
-  <w:style w:type="paragraph" w:customStyle="1" w:styleId="a5">
+  <w:style w:type="paragraph" w:customStyle="1" w:styleId="a1">
     <w:name w:val="Стандарт"/>
-    <w:basedOn w:val="a3"/>
-    <w:link w:val="a6"/>
+    <w:basedOn w:val="a"/>
+    <w:link w:val="a2"/>
     <w:qFormat/>
     <w:rsid w:val="00821775"/>
     <w:pPr>
@@ -6025,10 +6035,10 @@
       <w:b w:val="0"/>
     </w:rPr>
   </w:style>
-  <w:style w:type="character" w:customStyle="1" w:styleId="a6">
+  <w:style w:type="character" w:customStyle="1" w:styleId="a2">
     <w:name w:val="Стандарт Знак"/>
-    <w:basedOn w:val="a4"/>
-    <w:link w:val="a5"/>
+    <w:basedOn w:val="a0"/>
+    <w:link w:val="a1"/>
     <w:rsid w:val="00821775"/>
     <w:rPr>
       <w:rFonts w:ascii="Times New Roman" w:hAnsi="Times New Roman" w:cs="Times New Roman"/>
@@ -6038,10 +6048,10 @@
       <w:szCs w:val="28"/>
     </w:rPr>
   </w:style>
-  <w:style w:type="character" w:customStyle="1" w:styleId="10">
-    <w:name w:val="Заголовок 1 Знак"/>
-    <w:basedOn w:val="a0"/>
-    <w:link w:val="1"/>
+  <w:style w:type="character" w:customStyle="1" w:styleId="Heading1Char">
+    <w:name w:val="Heading 1 Char"/>
+    <w:basedOn w:val="DefaultParagraphFont"/>
+    <w:link w:val="Heading1"/>
     <w:uiPriority w:val="9"/>
     <w:rsid w:val="00A011B9"/>
     <w:rPr>
@@ -6051,10 +6061,10 @@
       <w:szCs w:val="40"/>
     </w:rPr>
   </w:style>
-  <w:style w:type="character" w:customStyle="1" w:styleId="20">
-    <w:name w:val="Заголовок 2 Знак"/>
-    <w:basedOn w:val="a0"/>
-    <w:link w:val="2"/>
+  <w:style w:type="character" w:customStyle="1" w:styleId="Heading2Char">
+    <w:name w:val="Heading 2 Char"/>
+    <w:basedOn w:val="DefaultParagraphFont"/>
+    <w:link w:val="Heading2"/>
     <w:uiPriority w:val="9"/>
     <w:semiHidden/>
     <w:rsid w:val="00A011B9"/>
@@ -6065,10 +6075,10 @@
       <w:szCs w:val="32"/>
     </w:rPr>
   </w:style>
-  <w:style w:type="character" w:customStyle="1" w:styleId="30">
-    <w:name w:val="Заголовок 3 Знак"/>
-    <w:basedOn w:val="a0"/>
-    <w:link w:val="3"/>
+  <w:style w:type="character" w:customStyle="1" w:styleId="Heading3Char">
+    <w:name w:val="Heading 3 Char"/>
+    <w:basedOn w:val="DefaultParagraphFont"/>
+    <w:link w:val="Heading3"/>
     <w:uiPriority w:val="9"/>
     <w:semiHidden/>
     <w:rsid w:val="00A011B9"/>
@@ -6079,10 +6089,10 @@
       <w:szCs w:val="28"/>
     </w:rPr>
   </w:style>
-  <w:style w:type="character" w:customStyle="1" w:styleId="40">
-    <w:name w:val="Заголовок 4 Знак"/>
-    <w:basedOn w:val="a0"/>
-    <w:link w:val="4"/>
+  <w:style w:type="character" w:customStyle="1" w:styleId="Heading4Char">
+    <w:name w:val="Heading 4 Char"/>
+    <w:basedOn w:val="DefaultParagraphFont"/>
+    <w:link w:val="Heading4"/>
     <w:uiPriority w:val="9"/>
     <w:semiHidden/>
     <w:rsid w:val="00A011B9"/>
@@ -6094,10 +6104,10 @@
       <w:sz w:val="28"/>
     </w:rPr>
   </w:style>
-  <w:style w:type="character" w:customStyle="1" w:styleId="50">
-    <w:name w:val="Заголовок 5 Знак"/>
-    <w:basedOn w:val="a0"/>
-    <w:link w:val="5"/>
+  <w:style w:type="character" w:customStyle="1" w:styleId="Heading5Char">
+    <w:name w:val="Heading 5 Char"/>
+    <w:basedOn w:val="DefaultParagraphFont"/>
+    <w:link w:val="Heading5"/>
     <w:uiPriority w:val="9"/>
     <w:semiHidden/>
     <w:rsid w:val="00A011B9"/>
@@ -6107,10 +6117,10 @@
       <w:sz w:val="28"/>
     </w:rPr>
   </w:style>
-  <w:style w:type="character" w:customStyle="1" w:styleId="60">
-    <w:name w:val="Заголовок 6 Знак"/>
-    <w:basedOn w:val="a0"/>
-    <w:link w:val="6"/>
+  <w:style w:type="character" w:customStyle="1" w:styleId="Heading6Char">
+    <w:name w:val="Heading 6 Char"/>
+    <w:basedOn w:val="DefaultParagraphFont"/>
+    <w:link w:val="Heading6"/>
     <w:uiPriority w:val="9"/>
     <w:semiHidden/>
     <w:rsid w:val="00A011B9"/>
@@ -6122,10 +6132,10 @@
       <w:sz w:val="28"/>
     </w:rPr>
   </w:style>
-  <w:style w:type="character" w:customStyle="1" w:styleId="70">
-    <w:name w:val="Заголовок 7 Знак"/>
-    <w:basedOn w:val="a0"/>
-    <w:link w:val="7"/>
+  <w:style w:type="character" w:customStyle="1" w:styleId="Heading7Char">
+    <w:name w:val="Heading 7 Char"/>
+    <w:basedOn w:val="DefaultParagraphFont"/>
+    <w:link w:val="Heading7"/>
     <w:uiPriority w:val="9"/>
     <w:semiHidden/>
     <w:rsid w:val="00A011B9"/>
@@ -6135,10 +6145,10 @@
       <w:sz w:val="28"/>
     </w:rPr>
   </w:style>
-  <w:style w:type="character" w:customStyle="1" w:styleId="80">
-    <w:name w:val="Заголовок 8 Знак"/>
-    <w:basedOn w:val="a0"/>
-    <w:link w:val="8"/>
+  <w:style w:type="character" w:customStyle="1" w:styleId="Heading8Char">
+    <w:name w:val="Heading 8 Char"/>
+    <w:basedOn w:val="DefaultParagraphFont"/>
+    <w:link w:val="Heading8"/>
     <w:uiPriority w:val="9"/>
     <w:semiHidden/>
     <w:rsid w:val="00A011B9"/>
@@ -6150,10 +6160,10 @@
       <w:sz w:val="28"/>
     </w:rPr>
   </w:style>
-  <w:style w:type="character" w:customStyle="1" w:styleId="90">
-    <w:name w:val="Заголовок 9 Знак"/>
-    <w:basedOn w:val="a0"/>
-    <w:link w:val="9"/>
+  <w:style w:type="character" w:customStyle="1" w:styleId="Heading9Char">
+    <w:name w:val="Heading 9 Char"/>
+    <w:basedOn w:val="DefaultParagraphFont"/>
+    <w:link w:val="Heading9"/>
     <w:uiPriority w:val="9"/>
     <w:semiHidden/>
     <w:rsid w:val="00A011B9"/>
@@ -6163,11 +6173,11 @@
       <w:sz w:val="28"/>
     </w:rPr>
   </w:style>
-  <w:style w:type="paragraph" w:styleId="a7">
+  <w:style w:type="paragraph" w:styleId="Title">
     <w:name w:val="Title"/>
-    <w:basedOn w:val="a"/>
-    <w:next w:val="a"/>
-    <w:link w:val="a8"/>
+    <w:basedOn w:val="Normal"/>
+    <w:next w:val="Normal"/>
+    <w:link w:val="TitleChar"/>
     <w:uiPriority w:val="10"/>
     <w:qFormat/>
     <w:rsid w:val="00A011B9"/>
@@ -6183,10 +6193,10 @@
       <w:szCs w:val="56"/>
     </w:rPr>
   </w:style>
-  <w:style w:type="character" w:customStyle="1" w:styleId="a8">
-    <w:name w:val="Заголовок Знак"/>
-    <w:basedOn w:val="a0"/>
-    <w:link w:val="a7"/>
+  <w:style w:type="character" w:customStyle="1" w:styleId="TitleChar">
+    <w:name w:val="Title Char"/>
+    <w:basedOn w:val="DefaultParagraphFont"/>
+    <w:link w:val="Title"/>
     <w:uiPriority w:val="10"/>
     <w:rsid w:val="00A011B9"/>
     <w:rPr>
@@ -6197,11 +6207,11 @@
       <w:szCs w:val="56"/>
     </w:rPr>
   </w:style>
-  <w:style w:type="paragraph" w:styleId="a9">
+  <w:style w:type="paragraph" w:styleId="Subtitle">
     <w:name w:val="Subtitle"/>
-    <w:basedOn w:val="a"/>
-    <w:next w:val="a"/>
-    <w:link w:val="aa"/>
+    <w:basedOn w:val="Normal"/>
+    <w:next w:val="Normal"/>
+    <w:link w:val="SubtitleChar"/>
     <w:uiPriority w:val="11"/>
     <w:qFormat/>
     <w:rsid w:val="00A011B9"/>
@@ -6219,10 +6229,10 @@
       <w:szCs w:val="28"/>
     </w:rPr>
   </w:style>
-  <w:style w:type="character" w:customStyle="1" w:styleId="aa">
-    <w:name w:val="Подзаголовок Знак"/>
-    <w:basedOn w:val="a0"/>
-    <w:link w:val="a9"/>
+  <w:style w:type="character" w:customStyle="1" w:styleId="SubtitleChar">
+    <w:name w:val="Subtitle Char"/>
+    <w:basedOn w:val="DefaultParagraphFont"/>
+    <w:link w:val="Subtitle"/>
     <w:uiPriority w:val="11"/>
     <w:rsid w:val="00A011B9"/>
     <w:rPr>
@@ -6233,11 +6243,11 @@
       <w:szCs w:val="28"/>
     </w:rPr>
   </w:style>
-  <w:style w:type="paragraph" w:styleId="21">
+  <w:style w:type="paragraph" w:styleId="Quote">
     <w:name w:val="Quote"/>
-    <w:basedOn w:val="a"/>
-    <w:next w:val="a"/>
-    <w:link w:val="22"/>
+    <w:basedOn w:val="Normal"/>
+    <w:next w:val="Normal"/>
+    <w:link w:val="QuoteChar"/>
     <w:uiPriority w:val="29"/>
     <w:qFormat/>
     <w:rsid w:val="00A011B9"/>
@@ -6251,10 +6261,10 @@
       <w:color w:val="404040" w:themeColor="text1" w:themeTint="BF"/>
     </w:rPr>
   </w:style>
-  <w:style w:type="character" w:customStyle="1" w:styleId="22">
-    <w:name w:val="Цитата 2 Знак"/>
-    <w:basedOn w:val="a0"/>
-    <w:link w:val="21"/>
+  <w:style w:type="character" w:customStyle="1" w:styleId="QuoteChar">
+    <w:name w:val="Quote Char"/>
+    <w:basedOn w:val="DefaultParagraphFont"/>
+    <w:link w:val="Quote"/>
     <w:uiPriority w:val="29"/>
     <w:rsid w:val="00A011B9"/>
     <w:rPr>
@@ -6265,9 +6275,9 @@
       <w:sz w:val="28"/>
     </w:rPr>
   </w:style>
-  <w:style w:type="paragraph" w:styleId="ab">
+  <w:style w:type="paragraph" w:styleId="ListParagraph">
     <w:name w:val="List Paragraph"/>
-    <w:basedOn w:val="a"/>
+    <w:basedOn w:val="Normal"/>
     <w:uiPriority w:val="34"/>
     <w:qFormat/>
     <w:rsid w:val="00A011B9"/>
@@ -6276,9 +6286,9 @@
       <w:contextualSpacing/>
     </w:pPr>
   </w:style>
-  <w:style w:type="character" w:styleId="ac">
+  <w:style w:type="character" w:styleId="IntenseEmphasis">
     <w:name w:val="Intense Emphasis"/>
-    <w:basedOn w:val="a0"/>
+    <w:basedOn w:val="DefaultParagraphFont"/>
     <w:uiPriority w:val="21"/>
     <w:qFormat/>
     <w:rsid w:val="00A011B9"/>
@@ -6288,11 +6298,11 @@
       <w:color w:val="2F5496" w:themeColor="accent1" w:themeShade="BF"/>
     </w:rPr>
   </w:style>
-  <w:style w:type="paragraph" w:styleId="ad">
+  <w:style w:type="paragraph" w:styleId="IntenseQuote">
     <w:name w:val="Intense Quote"/>
-    <w:basedOn w:val="a"/>
-    <w:next w:val="a"/>
-    <w:link w:val="ae"/>
+    <w:basedOn w:val="Normal"/>
+    <w:next w:val="Normal"/>
+    <w:link w:val="IntenseQuoteChar"/>
     <w:uiPriority w:val="30"/>
     <w:qFormat/>
     <w:rsid w:val="00A011B9"/>
@@ -6311,10 +6321,10 @@
       <w:color w:val="2F5496" w:themeColor="accent1" w:themeShade="BF"/>
     </w:rPr>
   </w:style>
-  <w:style w:type="character" w:customStyle="1" w:styleId="ae">
-    <w:name w:val="Выделенная цитата Знак"/>
-    <w:basedOn w:val="a0"/>
-    <w:link w:val="ad"/>
+  <w:style w:type="character" w:customStyle="1" w:styleId="IntenseQuoteChar">
+    <w:name w:val="Intense Quote Char"/>
+    <w:basedOn w:val="DefaultParagraphFont"/>
+    <w:link w:val="IntenseQuote"/>
     <w:uiPriority w:val="30"/>
     <w:rsid w:val="00A011B9"/>
     <w:rPr>
@@ -6325,9 +6335,9 @@
       <w:sz w:val="28"/>
     </w:rPr>
   </w:style>
-  <w:style w:type="character" w:styleId="af">
+  <w:style w:type="character" w:styleId="IntenseReference">
     <w:name w:val="Intense Reference"/>
-    <w:basedOn w:val="a0"/>
+    <w:basedOn w:val="DefaultParagraphFont"/>
     <w:uiPriority w:val="32"/>
     <w:qFormat/>
     <w:rsid w:val="00A011B9"/>
@@ -6339,9 +6349,9 @@
       <w:spacing w:val="5"/>
     </w:rPr>
   </w:style>
-  <w:style w:type="table" w:styleId="af0">
+  <w:style w:type="table" w:styleId="TableGrid">
     <w:name w:val="Table Grid"/>
-    <w:basedOn w:val="a1"/>
+    <w:basedOn w:val="TableNormal"/>
     <w:uiPriority w:val="39"/>
     <w:rsid w:val="00BC49BB"/>
     <w:pPr>
